--- a/SECURITY TEST REPORT v1.docx
+++ b/SECURITY TEST REPORT v1.docx
@@ -343,7 +343,13 @@
               <w:rPr>
                 <w:lang w:val="en-US"/>
               </w:rPr>
-              <w:t>.1</w:t>
+              <w:t>.</w:t>
+            </w:r>
+            <w:r>
+              <w:rPr>
+                <w:lang w:val="en-US"/>
+              </w:rPr>
+              <w:t>2</w:t>
             </w:r>
           </w:p>
         </w:tc>
@@ -573,6 +579,12 @@
                 <w:lang w:val="en-US"/>
               </w:rPr>
             </w:pPr>
+            <w:r>
+              <w:rPr>
+                <w:lang w:val="en-US"/>
+              </w:rPr>
+              <w:t>2026-06-28</w:t>
+            </w:r>
           </w:p>
         </w:tc>
         <w:tc>
@@ -585,6 +597,12 @@
                 <w:lang w:val="en-US"/>
               </w:rPr>
             </w:pPr>
+            <w:r>
+              <w:rPr>
+                <w:lang w:val="en-US"/>
+              </w:rPr>
+              <w:t>0.2</w:t>
+            </w:r>
           </w:p>
         </w:tc>
         <w:tc>
@@ -597,6 +615,12 @@
                 <w:lang w:val="en-US"/>
               </w:rPr>
             </w:pPr>
+            <w:r>
+              <w:rPr>
+                <w:lang w:val="en-US"/>
+              </w:rPr>
+              <w:t>Findings Table ordered by CVSS Score</w:t>
+            </w:r>
           </w:p>
         </w:tc>
       </w:tr>
@@ -637,6 +661,17 @@
     </w:p>
     <w:sdt>
       <w:sdtPr>
+        <w:rPr>
+          <w:rFonts w:asciiTheme="minorHAnsi" w:eastAsiaTheme="minorHAnsi" w:hAnsiTheme="minorHAnsi" w:cstheme="minorBidi"/>
+          <w:b w:val="0"/>
+          <w:bCs w:val="0"/>
+          <w:color w:val="auto"/>
+          <w:kern w:val="2"/>
+          <w:sz w:val="24"/>
+          <w:szCs w:val="24"/>
+          <w:lang w:val="en-DE"/>
+          <w14:ligatures w14:val="standardContextual"/>
+        </w:rPr>
         <w:id w:val="726887729"/>
         <w:docPartObj>
           <w:docPartGallery w:val="Table of Contents"/>
@@ -645,14 +680,7 @@
       </w:sdtPr>
       <w:sdtEndPr>
         <w:rPr>
-          <w:rFonts w:asciiTheme="minorHAnsi" w:eastAsiaTheme="minorHAnsi" w:hAnsiTheme="minorHAnsi" w:cstheme="minorBidi"/>
           <w:noProof/>
-          <w:color w:val="auto"/>
-          <w:kern w:val="2"/>
-          <w:sz w:val="24"/>
-          <w:szCs w:val="24"/>
-          <w:lang w:val="en-DE"/>
-          <w14:ligatures w14:val="standardContextual"/>
         </w:rPr>
       </w:sdtEndPr>
       <w:sdtContent>
@@ -1477,7 +1505,19 @@
         <w:rPr>
           <w:lang w:val="en-US"/>
         </w:rPr>
-        <w:t xml:space="preserve"> is a summary of work conducted by Robin Reinhardt. The subject was a web application “</w:t>
+        <w:t xml:space="preserve"> is a summary of work conducted by </w:t>
+      </w:r>
+      <w:r>
+        <w:rPr>
+          <w:lang w:val="en-US"/>
+        </w:rPr>
+        <w:t>Very Good Company</w:t>
+      </w:r>
+      <w:r>
+        <w:rPr>
+          <w:lang w:val="en-US"/>
+        </w:rPr>
+        <w:t>. The subject was a web application “</w:t>
       </w:r>
       <w:proofErr w:type="spellStart"/>
       <w:r>
@@ -1691,6 +1731,15 @@
         </w:rPr>
         <w:t xml:space="preserve">, </w:t>
       </w:r>
+      <w:proofErr w:type="spellStart"/>
+      <w:r>
+        <w:rPr>
+          <w:color w:val="000000" w:themeColor="text1"/>
+          <w:lang w:val="en-US"/>
+        </w:rPr>
+        <w:t>wpscan</w:t>
+      </w:r>
+      <w:proofErr w:type="spellEnd"/>
       <w:r>
         <w:rPr>
           <w:color w:val="000000" w:themeColor="text1"/>
@@ -2916,14 +2965,7 @@
           <w:color w:val="000000" w:themeColor="text1"/>
           <w:lang w:val="en-US"/>
         </w:rPr>
-        <w:t>E</w:t>
-      </w:r>
-      <w:r>
-        <w:rPr>
-          <w:color w:val="000000" w:themeColor="text1"/>
-          <w:lang w:val="en-US"/>
-        </w:rPr>
-        <w:t xml:space="preserve">xploitation of the vulnerability makes it possible to compromise the server or network </w:t>
+        <w:t xml:space="preserve">Exploitation of the vulnerability makes it possible to compromise the server or network </w:t>
       </w:r>
       <w:proofErr w:type="gramStart"/>
       <w:r>
@@ -3086,18 +3128,7 @@
           <w:szCs w:val="22"/>
           <w:lang w:val="en-GB"/>
         </w:rPr>
-        <w:t>T</w:t>
-      </w:r>
-      <w:r>
-        <w:rPr>
-          <w:rFonts w:ascii="Helvetica" w:hAnsi="Helvetica" w:cs="Helvetica"/>
-          <w:color w:val="000000"/>
-          <w:kern w:val="0"/>
-          <w:sz w:val="22"/>
-          <w:szCs w:val="22"/>
-          <w:lang w:val="en-GB"/>
-        </w:rPr>
-        <w:t>he exploitation of the vulnerability results in little direct impact on the security of the application or depends on conditions that are very difficult to achieve practically (e.g. physical access to the server).</w:t>
+        <w:t>The exploitation of the vulnerability results in little direct impact on the security of the application or depends on conditions that are very difficult to achieve practically (e.g. physical access to the server).</w:t>
       </w:r>
     </w:p>
     <w:p>
@@ -3993,13 +4024,7 @@
         <w:rPr>
           <w:lang w:val="en-US"/>
         </w:rPr>
-        <w:t xml:space="preserve"> system: </w:t>
-      </w:r>
-      <w:r>
-        <w:rPr>
-          <w:lang w:val="en-US"/>
-        </w:rPr>
-        <w:t>“</w:t>
+        <w:t xml:space="preserve"> system: “</w:t>
       </w:r>
       <w:proofErr w:type="spellStart"/>
       <w:r>
@@ -4118,11 +4143,11 @@
         <w:tblLook w:val="04A0" w:firstRow="1" w:lastRow="0" w:firstColumn="1" w:lastColumn="0" w:noHBand="0" w:noVBand="1"/>
       </w:tblPr>
       <w:tblGrid>
-        <w:gridCol w:w="421"/>
-        <w:gridCol w:w="4110"/>
-        <w:gridCol w:w="1134"/>
-        <w:gridCol w:w="851"/>
-        <w:gridCol w:w="2500"/>
+        <w:gridCol w:w="473"/>
+        <w:gridCol w:w="4070"/>
+        <w:gridCol w:w="1133"/>
+        <w:gridCol w:w="850"/>
+        <w:gridCol w:w="2490"/>
       </w:tblGrid>
       <w:tr>
         <w:tc>
@@ -4254,7 +4279,7 @@
               <w:rPr>
                 <w:lang w:val="en-US"/>
               </w:rPr>
-              <w:t>Credentials in HTML Comments</w:t>
+              <w:t>SQL Injection (Unauthenticated)</w:t>
             </w:r>
           </w:p>
         </w:tc>
@@ -4272,7 +4297,7 @@
               <w:rPr>
                 <w:lang w:val="en-US"/>
               </w:rPr>
-              <w:t>High</w:t>
+              <w:t>Critical</w:t>
             </w:r>
           </w:p>
         </w:tc>
@@ -4290,7 +4315,7 @@
               <w:rPr>
                 <w:lang w:val="en-US"/>
               </w:rPr>
-              <w:t>7.5</w:t>
+              <w:t>9.8</w:t>
             </w:r>
           </w:p>
         </w:tc>
@@ -4306,18 +4331,45 @@
             </w:pPr>
             <w:r>
               <w:rPr>
+                <w:rFonts w:ascii="Courier New" w:hAnsi="Courier New" w:cs="Courier New"/>
+                <w:sz w:val="20"/>
+                <w:szCs w:val="20"/>
                 <w:lang w:val="en-US"/>
               </w:rPr>
               <w:t>/</w:t>
             </w:r>
-            <w:proofErr w:type="gramStart"/>
-            <w:r>
-              <w:rPr>
-                <w:lang w:val="en-US"/>
-              </w:rPr>
-              <w:t>dashboard</w:t>
-            </w:r>
-            <w:proofErr w:type="gramEnd"/>
+            <w:proofErr w:type="spellStart"/>
+            <w:r>
+              <w:rPr>
+                <w:rFonts w:ascii="Courier New" w:hAnsi="Courier New" w:cs="Courier New"/>
+                <w:sz w:val="20"/>
+                <w:szCs w:val="20"/>
+                <w:lang w:val="en-US"/>
+              </w:rPr>
+              <w:t>visiter-newsdesk.php</w:t>
+            </w:r>
+            <w:proofErr w:type="spellEnd"/>
+            <w:r>
+              <w:rPr>
+                <w:lang w:val="en-US"/>
+              </w:rPr>
+              <w:t xml:space="preserve"> (param </w:t>
+            </w:r>
+            <w:r>
+              <w:rPr>
+                <w:rFonts w:ascii="Courier New" w:hAnsi="Courier New" w:cs="Courier New"/>
+                <w:sz w:val="20"/>
+                <w:szCs w:val="20"/>
+                <w:lang w:val="en-US"/>
+              </w:rPr>
+              <w:t>id</w:t>
+            </w:r>
+            <w:r>
+              <w:rPr>
+                <w:lang w:val="en-US"/>
+              </w:rPr>
+              <w:t>)</w:t>
+            </w:r>
           </w:p>
         </w:tc>
       </w:tr>
@@ -4332,6 +4384,12 @@
                 <w:lang w:val="en-US"/>
               </w:rPr>
             </w:pPr>
+            <w:r>
+              <w:rPr>
+                <w:lang w:val="en-US"/>
+              </w:rPr>
+              <w:t>2</w:t>
+            </w:r>
           </w:p>
         </w:tc>
         <w:tc>
@@ -4344,6 +4402,12 @@
                 <w:lang w:val="en-US"/>
               </w:rPr>
             </w:pPr>
+            <w:r>
+              <w:rPr>
+                <w:lang w:val="en-US"/>
+              </w:rPr>
+              <w:t>Privilege Escalation via Cookie Manipulation</w:t>
+            </w:r>
           </w:p>
         </w:tc>
         <w:tc>
@@ -4356,6 +4420,12 @@
                 <w:lang w:val="en-US"/>
               </w:rPr>
             </w:pPr>
+            <w:r>
+              <w:rPr>
+                <w:lang w:val="en-US"/>
+              </w:rPr>
+              <w:t>High</w:t>
+            </w:r>
           </w:p>
         </w:tc>
         <w:tc>
@@ -4368,6 +4438,12 @@
                 <w:lang w:val="en-US"/>
               </w:rPr>
             </w:pPr>
+            <w:r>
+              <w:rPr>
+                <w:lang w:val="en-US"/>
+              </w:rPr>
+              <w:t>8.7</w:t>
+            </w:r>
           </w:p>
         </w:tc>
         <w:tc>
@@ -4380,6 +4456,950 @@
                 <w:lang w:val="en-US"/>
               </w:rPr>
             </w:pPr>
+            <w:r>
+              <w:rPr>
+                <w:rStyle w:val="HTMLCode"/>
+                <w:rFonts w:eastAsiaTheme="minorHAnsi"/>
+              </w:rPr>
+              <w:t>auth_token</w:t>
+            </w:r>
+            <w:r>
+              <w:t xml:space="preserve"> / </w:t>
+            </w:r>
+            <w:r>
+              <w:rPr>
+                <w:rStyle w:val="HTMLCode"/>
+                <w:rFonts w:eastAsiaTheme="minorHAnsi"/>
+              </w:rPr>
+              <w:t>uid</w:t>
+            </w:r>
+            <w:r>
+              <w:t xml:space="preserve"> on </w:t>
+            </w:r>
+            <w:r>
+              <w:rPr>
+                <w:rStyle w:val="HTMLCode"/>
+                <w:rFonts w:eastAsiaTheme="minorHAnsi"/>
+              </w:rPr>
+              <w:t>/dashboard/</w:t>
+            </w:r>
+          </w:p>
+        </w:tc>
+      </w:tr>
+      <w:tr>
+        <w:tc>
+          <w:tcPr>
+            <w:tcW w:w="421" w:type="dxa"/>
+          </w:tcPr>
+          <w:p>
+            <w:pPr>
+              <w:rPr>
+                <w:lang w:val="en-US"/>
+              </w:rPr>
+            </w:pPr>
+            <w:r>
+              <w:rPr>
+                <w:lang w:val="en-US"/>
+              </w:rPr>
+              <w:t>3</w:t>
+            </w:r>
+          </w:p>
+        </w:tc>
+        <w:tc>
+          <w:tcPr>
+            <w:tcW w:w="4110" w:type="dxa"/>
+          </w:tcPr>
+          <w:p>
+            <w:pPr>
+              <w:rPr>
+                <w:lang w:val="en-US"/>
+              </w:rPr>
+            </w:pPr>
+            <w:r>
+              <w:rPr>
+                <w:lang w:val="en-US"/>
+              </w:rPr>
+              <w:t>Path Traversal / Arbitrary File Read</w:t>
+            </w:r>
+          </w:p>
+        </w:tc>
+        <w:tc>
+          <w:tcPr>
+            <w:tcW w:w="1134" w:type="dxa"/>
+          </w:tcPr>
+          <w:p>
+            <w:pPr>
+              <w:rPr>
+                <w:lang w:val="en-US"/>
+              </w:rPr>
+            </w:pPr>
+            <w:r>
+              <w:rPr>
+                <w:lang w:val="en-US"/>
+              </w:rPr>
+              <w:t>High</w:t>
+            </w:r>
+          </w:p>
+        </w:tc>
+        <w:tc>
+          <w:tcPr>
+            <w:tcW w:w="851" w:type="dxa"/>
+          </w:tcPr>
+          <w:p>
+            <w:pPr>
+              <w:rPr>
+                <w:lang w:val="en-US"/>
+              </w:rPr>
+            </w:pPr>
+            <w:r>
+              <w:rPr>
+                <w:lang w:val="en-US"/>
+              </w:rPr>
+              <w:t>7.5</w:t>
+            </w:r>
+          </w:p>
+        </w:tc>
+        <w:tc>
+          <w:tcPr>
+            <w:tcW w:w="2500" w:type="dxa"/>
+          </w:tcPr>
+          <w:p>
+            <w:pPr>
+              <w:rPr>
+                <w:lang w:val="en-US"/>
+              </w:rPr>
+            </w:pPr>
+            <w:r>
+              <w:rPr>
+                <w:rStyle w:val="HTMLCode"/>
+                <w:rFonts w:eastAsiaTheme="minorHAnsi"/>
+              </w:rPr>
+              <w:t>ThemeLoader.php</w:t>
+            </w:r>
+            <w:r>
+              <w:t xml:space="preserve"> (param </w:t>
+            </w:r>
+            <w:r>
+              <w:rPr>
+                <w:rStyle w:val="HTMLCode"/>
+                <w:rFonts w:eastAsiaTheme="minorHAnsi"/>
+              </w:rPr>
+              <w:t>theme</w:t>
+            </w:r>
+            <w:r>
+              <w:t>)</w:t>
+            </w:r>
+          </w:p>
+        </w:tc>
+      </w:tr>
+      <w:tr>
+        <w:tc>
+          <w:tcPr>
+            <w:tcW w:w="421" w:type="dxa"/>
+          </w:tcPr>
+          <w:p>
+            <w:pPr>
+              <w:rPr>
+                <w:lang w:val="en-US"/>
+              </w:rPr>
+            </w:pPr>
+            <w:r>
+              <w:rPr>
+                <w:lang w:val="en-US"/>
+              </w:rPr>
+              <w:t>4</w:t>
+            </w:r>
+          </w:p>
+        </w:tc>
+        <w:tc>
+          <w:tcPr>
+            <w:tcW w:w="4110" w:type="dxa"/>
+          </w:tcPr>
+          <w:p>
+            <w:pPr>
+              <w:rPr>
+                <w:lang w:val="en-US"/>
+              </w:rPr>
+            </w:pPr>
+            <w:r>
+              <w:rPr>
+                <w:lang w:val="en-US"/>
+              </w:rPr>
+              <w:t>Hardcoded Credentials in HTML Comments</w:t>
+            </w:r>
+          </w:p>
+        </w:tc>
+        <w:tc>
+          <w:tcPr>
+            <w:tcW w:w="1134" w:type="dxa"/>
+          </w:tcPr>
+          <w:p>
+            <w:pPr>
+              <w:rPr>
+                <w:lang w:val="en-US"/>
+              </w:rPr>
+            </w:pPr>
+            <w:r>
+              <w:rPr>
+                <w:lang w:val="en-US"/>
+              </w:rPr>
+              <w:t>High</w:t>
+            </w:r>
+          </w:p>
+        </w:tc>
+        <w:tc>
+          <w:tcPr>
+            <w:tcW w:w="851" w:type="dxa"/>
+          </w:tcPr>
+          <w:p>
+            <w:pPr>
+              <w:rPr>
+                <w:lang w:val="en-US"/>
+              </w:rPr>
+            </w:pPr>
+            <w:r>
+              <w:rPr>
+                <w:lang w:val="en-US"/>
+              </w:rPr>
+              <w:t>7.5</w:t>
+            </w:r>
+          </w:p>
+        </w:tc>
+        <w:tc>
+          <w:tcPr>
+            <w:tcW w:w="2500" w:type="dxa"/>
+          </w:tcPr>
+          <w:p>
+            <w:pPr>
+              <w:rPr>
+                <w:rFonts w:ascii="Courier New" w:hAnsi="Courier New" w:cs="Courier New"/>
+                <w:sz w:val="20"/>
+                <w:szCs w:val="20"/>
+                <w:lang w:val="en-US"/>
+              </w:rPr>
+            </w:pPr>
+            <w:r>
+              <w:rPr>
+                <w:rFonts w:ascii="Courier New" w:hAnsi="Courier New" w:cs="Courier New"/>
+                <w:sz w:val="20"/>
+                <w:szCs w:val="20"/>
+              </w:rPr>
+              <w:t>/dashboard</w:t>
+            </w:r>
+            <w:r>
+              <w:rPr>
+                <w:rFonts w:ascii="Courier New" w:hAnsi="Courier New" w:cs="Courier New"/>
+                <w:sz w:val="20"/>
+                <w:szCs w:val="20"/>
+              </w:rPr>
+              <w:t>/</w:t>
+            </w:r>
+          </w:p>
+        </w:tc>
+      </w:tr>
+      <w:tr>
+        <w:tc>
+          <w:tcPr>
+            <w:tcW w:w="421" w:type="dxa"/>
+          </w:tcPr>
+          <w:p>
+            <w:pPr>
+              <w:rPr>
+                <w:lang w:val="en-US"/>
+              </w:rPr>
+            </w:pPr>
+            <w:r>
+              <w:rPr>
+                <w:lang w:val="en-US"/>
+              </w:rPr>
+              <w:t>5</w:t>
+            </w:r>
+          </w:p>
+        </w:tc>
+        <w:tc>
+          <w:tcPr>
+            <w:tcW w:w="4110" w:type="dxa"/>
+          </w:tcPr>
+          <w:p>
+            <w:pPr>
+              <w:rPr>
+                <w:lang w:val="en-US"/>
+              </w:rPr>
+            </w:pPr>
+            <w:r>
+              <w:rPr>
+                <w:lang w:val="en-US"/>
+              </w:rPr>
+              <w:t>Broken Access Control via Forced Browsing</w:t>
+            </w:r>
+          </w:p>
+        </w:tc>
+        <w:tc>
+          <w:tcPr>
+            <w:tcW w:w="1134" w:type="dxa"/>
+          </w:tcPr>
+          <w:p>
+            <w:pPr>
+              <w:rPr>
+                <w:lang w:val="en-US"/>
+              </w:rPr>
+            </w:pPr>
+            <w:r>
+              <w:rPr>
+                <w:lang w:val="en-US"/>
+              </w:rPr>
+              <w:t>High</w:t>
+            </w:r>
+          </w:p>
+        </w:tc>
+        <w:tc>
+          <w:tcPr>
+            <w:tcW w:w="851" w:type="dxa"/>
+          </w:tcPr>
+          <w:p>
+            <w:pPr>
+              <w:rPr>
+                <w:lang w:val="en-US"/>
+              </w:rPr>
+            </w:pPr>
+            <w:r>
+              <w:rPr>
+                <w:lang w:val="en-US"/>
+              </w:rPr>
+              <w:t>7.5</w:t>
+            </w:r>
+          </w:p>
+        </w:tc>
+        <w:tc>
+          <w:tcPr>
+            <w:tcW w:w="2500" w:type="dxa"/>
+          </w:tcPr>
+          <w:p>
+            <w:pPr>
+              <w:rPr>
+                <w:lang w:val="en-US"/>
+              </w:rPr>
+            </w:pPr>
+          </w:p>
+        </w:tc>
+      </w:tr>
+      <w:tr>
+        <w:tc>
+          <w:tcPr>
+            <w:tcW w:w="421" w:type="dxa"/>
+          </w:tcPr>
+          <w:p>
+            <w:pPr>
+              <w:rPr>
+                <w:lang w:val="en-US"/>
+              </w:rPr>
+            </w:pPr>
+            <w:r>
+              <w:rPr>
+                <w:lang w:val="en-US"/>
+              </w:rPr>
+              <w:t>6</w:t>
+            </w:r>
+          </w:p>
+        </w:tc>
+        <w:tc>
+          <w:tcPr>
+            <w:tcW w:w="4110" w:type="dxa"/>
+          </w:tcPr>
+          <w:p>
+            <w:pPr>
+              <w:rPr>
+                <w:lang w:val="en-US"/>
+              </w:rPr>
+            </w:pPr>
+            <w:r>
+              <w:rPr>
+                <w:lang w:val="en-US"/>
+              </w:rPr>
+              <w:t>Exposure of Plaintext Password List</w:t>
+            </w:r>
+          </w:p>
+        </w:tc>
+        <w:tc>
+          <w:tcPr>
+            <w:tcW w:w="1134" w:type="dxa"/>
+          </w:tcPr>
+          <w:p>
+            <w:pPr>
+              <w:rPr>
+                <w:lang w:val="en-US"/>
+              </w:rPr>
+            </w:pPr>
+            <w:r>
+              <w:rPr>
+                <w:lang w:val="en-US"/>
+              </w:rPr>
+              <w:t>High</w:t>
+            </w:r>
+          </w:p>
+        </w:tc>
+        <w:tc>
+          <w:tcPr>
+            <w:tcW w:w="851" w:type="dxa"/>
+          </w:tcPr>
+          <w:p>
+            <w:pPr>
+              <w:rPr>
+                <w:lang w:val="en-US"/>
+              </w:rPr>
+            </w:pPr>
+            <w:r>
+              <w:rPr>
+                <w:lang w:val="en-US"/>
+              </w:rPr>
+              <w:t>7.5</w:t>
+            </w:r>
+          </w:p>
+        </w:tc>
+        <w:tc>
+          <w:tcPr>
+            <w:tcW w:w="2500" w:type="dxa"/>
+          </w:tcPr>
+          <w:p>
+            <w:pPr>
+              <w:rPr>
+                <w:lang w:val="en-US"/>
+              </w:rPr>
+            </w:pPr>
+          </w:p>
+        </w:tc>
+      </w:tr>
+      <w:tr>
+        <w:tc>
+          <w:tcPr>
+            <w:tcW w:w="421" w:type="dxa"/>
+          </w:tcPr>
+          <w:p>
+            <w:pPr>
+              <w:rPr>
+                <w:lang w:val="en-US"/>
+              </w:rPr>
+            </w:pPr>
+            <w:r>
+              <w:rPr>
+                <w:lang w:val="en-US"/>
+              </w:rPr>
+              <w:t>7</w:t>
+            </w:r>
+          </w:p>
+        </w:tc>
+        <w:tc>
+          <w:tcPr>
+            <w:tcW w:w="4110" w:type="dxa"/>
+          </w:tcPr>
+          <w:p>
+            <w:pPr>
+              <w:rPr>
+                <w:lang w:val="en-US"/>
+              </w:rPr>
+            </w:pPr>
+            <w:r>
+              <w:rPr>
+                <w:lang w:val="en-US"/>
+              </w:rPr>
+              <w:t>Reflected Cross-Site Scripting (XSS)</w:t>
+            </w:r>
+          </w:p>
+        </w:tc>
+        <w:tc>
+          <w:tcPr>
+            <w:tcW w:w="1134" w:type="dxa"/>
+          </w:tcPr>
+          <w:p>
+            <w:pPr>
+              <w:rPr>
+                <w:lang w:val="en-US"/>
+              </w:rPr>
+            </w:pPr>
+            <w:r>
+              <w:rPr>
+                <w:lang w:val="en-US"/>
+              </w:rPr>
+              <w:t>Medium</w:t>
+            </w:r>
+          </w:p>
+        </w:tc>
+        <w:tc>
+          <w:tcPr>
+            <w:tcW w:w="851" w:type="dxa"/>
+          </w:tcPr>
+          <w:p>
+            <w:pPr>
+              <w:rPr>
+                <w:lang w:val="en-US"/>
+              </w:rPr>
+            </w:pPr>
+            <w:r>
+              <w:rPr>
+                <w:lang w:val="en-US"/>
+              </w:rPr>
+              <w:t>6.1</w:t>
+            </w:r>
+          </w:p>
+        </w:tc>
+        <w:tc>
+          <w:tcPr>
+            <w:tcW w:w="2500" w:type="dxa"/>
+          </w:tcPr>
+          <w:p>
+            <w:pPr>
+              <w:rPr>
+                <w:lang w:val="en-US"/>
+              </w:rPr>
+            </w:pPr>
+          </w:p>
+        </w:tc>
+      </w:tr>
+      <w:tr>
+        <w:tc>
+          <w:tcPr>
+            <w:tcW w:w="421" w:type="dxa"/>
+          </w:tcPr>
+          <w:p>
+            <w:pPr>
+              <w:rPr>
+                <w:lang w:val="en-US"/>
+              </w:rPr>
+            </w:pPr>
+            <w:r>
+              <w:rPr>
+                <w:lang w:val="en-US"/>
+              </w:rPr>
+              <w:t>8</w:t>
+            </w:r>
+          </w:p>
+        </w:tc>
+        <w:tc>
+          <w:tcPr>
+            <w:tcW w:w="4110" w:type="dxa"/>
+          </w:tcPr>
+          <w:p>
+            <w:pPr>
+              <w:rPr>
+                <w:lang w:val="en-US"/>
+              </w:rPr>
+            </w:pPr>
+            <w:r>
+              <w:t>Unrestricted File Upload</w:t>
+            </w:r>
+          </w:p>
+        </w:tc>
+        <w:tc>
+          <w:tcPr>
+            <w:tcW w:w="1134" w:type="dxa"/>
+          </w:tcPr>
+          <w:p>
+            <w:pPr>
+              <w:rPr>
+                <w:lang w:val="en-US"/>
+              </w:rPr>
+            </w:pPr>
+            <w:r>
+              <w:rPr>
+                <w:lang w:val="en-US"/>
+              </w:rPr>
+              <w:t>Medium</w:t>
+            </w:r>
+          </w:p>
+        </w:tc>
+        <w:tc>
+          <w:tcPr>
+            <w:tcW w:w="851" w:type="dxa"/>
+          </w:tcPr>
+          <w:p>
+            <w:pPr>
+              <w:rPr>
+                <w:lang w:val="en-US"/>
+              </w:rPr>
+            </w:pPr>
+            <w:r>
+              <w:rPr>
+                <w:lang w:val="en-US"/>
+              </w:rPr>
+              <w:t>5.4</w:t>
+            </w:r>
+          </w:p>
+        </w:tc>
+        <w:tc>
+          <w:tcPr>
+            <w:tcW w:w="2500" w:type="dxa"/>
+          </w:tcPr>
+          <w:p>
+            <w:pPr>
+              <w:rPr>
+                <w:lang w:val="en-US"/>
+              </w:rPr>
+            </w:pPr>
+          </w:p>
+        </w:tc>
+      </w:tr>
+      <w:tr>
+        <w:tc>
+          <w:tcPr>
+            <w:tcW w:w="421" w:type="dxa"/>
+          </w:tcPr>
+          <w:p>
+            <w:pPr>
+              <w:rPr>
+                <w:lang w:val="en-US"/>
+              </w:rPr>
+            </w:pPr>
+            <w:r>
+              <w:rPr>
+                <w:lang w:val="en-US"/>
+              </w:rPr>
+              <w:t>9</w:t>
+            </w:r>
+          </w:p>
+        </w:tc>
+        <w:tc>
+          <w:tcPr>
+            <w:tcW w:w="4110" w:type="dxa"/>
+          </w:tcPr>
+          <w:p>
+            <w:r>
+              <w:t>Business Logic Flaw — Client-Controlled Pricing</w:t>
+            </w:r>
+          </w:p>
+        </w:tc>
+        <w:tc>
+          <w:tcPr>
+            <w:tcW w:w="1134" w:type="dxa"/>
+          </w:tcPr>
+          <w:p>
+            <w:pPr>
+              <w:rPr>
+                <w:lang w:val="en-US"/>
+              </w:rPr>
+            </w:pPr>
+            <w:r>
+              <w:rPr>
+                <w:lang w:val="en-US"/>
+              </w:rPr>
+              <w:t>Medium</w:t>
+            </w:r>
+          </w:p>
+        </w:tc>
+        <w:tc>
+          <w:tcPr>
+            <w:tcW w:w="851" w:type="dxa"/>
+          </w:tcPr>
+          <w:p>
+            <w:pPr>
+              <w:rPr>
+                <w:lang w:val="en-US"/>
+              </w:rPr>
+            </w:pPr>
+            <w:r>
+              <w:rPr>
+                <w:lang w:val="en-US"/>
+              </w:rPr>
+              <w:t>5.3</w:t>
+            </w:r>
+          </w:p>
+        </w:tc>
+        <w:tc>
+          <w:tcPr>
+            <w:tcW w:w="2500" w:type="dxa"/>
+          </w:tcPr>
+          <w:p>
+            <w:pPr>
+              <w:rPr>
+                <w:lang w:val="en-US"/>
+              </w:rPr>
+            </w:pPr>
+          </w:p>
+        </w:tc>
+      </w:tr>
+      <w:tr>
+        <w:tc>
+          <w:tcPr>
+            <w:tcW w:w="421" w:type="dxa"/>
+          </w:tcPr>
+          <w:p>
+            <w:pPr>
+              <w:rPr>
+                <w:lang w:val="en-US"/>
+              </w:rPr>
+            </w:pPr>
+            <w:r>
+              <w:rPr>
+                <w:lang w:val="en-US"/>
+              </w:rPr>
+              <w:t>10</w:t>
+            </w:r>
+          </w:p>
+        </w:tc>
+        <w:tc>
+          <w:tcPr>
+            <w:tcW w:w="4110" w:type="dxa"/>
+          </w:tcPr>
+          <w:p>
+            <w:r>
+              <w:t>Over-Privileged Database Account</w:t>
+            </w:r>
+          </w:p>
+        </w:tc>
+        <w:tc>
+          <w:tcPr>
+            <w:tcW w:w="1134" w:type="dxa"/>
+          </w:tcPr>
+          <w:p>
+            <w:pPr>
+              <w:rPr>
+                <w:lang w:val="en-US"/>
+              </w:rPr>
+            </w:pPr>
+            <w:r>
+              <w:rPr>
+                <w:lang w:val="en-US"/>
+              </w:rPr>
+              <w:t>Medium</w:t>
+            </w:r>
+          </w:p>
+        </w:tc>
+        <w:tc>
+          <w:tcPr>
+            <w:tcW w:w="851" w:type="dxa"/>
+          </w:tcPr>
+          <w:p>
+            <w:pPr>
+              <w:rPr>
+                <w:lang w:val="en-US"/>
+              </w:rPr>
+            </w:pPr>
+            <w:r>
+              <w:rPr>
+                <w:lang w:val="en-US"/>
+              </w:rPr>
+              <w:t>5.0</w:t>
+            </w:r>
+          </w:p>
+        </w:tc>
+        <w:tc>
+          <w:tcPr>
+            <w:tcW w:w="2500" w:type="dxa"/>
+          </w:tcPr>
+          <w:p>
+            <w:pPr>
+              <w:rPr>
+                <w:lang w:val="en-US"/>
+              </w:rPr>
+            </w:pPr>
+            <w:r>
+              <w:rPr>
+                <w:lang w:val="en-US"/>
+              </w:rPr>
+              <w:t>DB connection config</w:t>
+            </w:r>
+          </w:p>
+        </w:tc>
+      </w:tr>
+      <w:tr>
+        <w:tc>
+          <w:tcPr>
+            <w:tcW w:w="421" w:type="dxa"/>
+          </w:tcPr>
+          <w:p>
+            <w:pPr>
+              <w:rPr>
+                <w:lang w:val="en-US"/>
+              </w:rPr>
+            </w:pPr>
+            <w:r>
+              <w:rPr>
+                <w:lang w:val="en-US"/>
+              </w:rPr>
+              <w:t>11</w:t>
+            </w:r>
+          </w:p>
+        </w:tc>
+        <w:tc>
+          <w:tcPr>
+            <w:tcW w:w="4110" w:type="dxa"/>
+          </w:tcPr>
+          <w:p>
+            <w:r>
+              <w:t>Sensitive Credentials Transmitted via GET</w:t>
+            </w:r>
+          </w:p>
+        </w:tc>
+        <w:tc>
+          <w:tcPr>
+            <w:tcW w:w="1134" w:type="dxa"/>
+          </w:tcPr>
+          <w:p>
+            <w:pPr>
+              <w:rPr>
+                <w:lang w:val="en-US"/>
+              </w:rPr>
+            </w:pPr>
+            <w:r>
+              <w:rPr>
+                <w:lang w:val="en-US"/>
+              </w:rPr>
+              <w:t>Medium</w:t>
+            </w:r>
+          </w:p>
+        </w:tc>
+        <w:tc>
+          <w:tcPr>
+            <w:tcW w:w="851" w:type="dxa"/>
+          </w:tcPr>
+          <w:p>
+            <w:pPr>
+              <w:rPr>
+                <w:lang w:val="en-US"/>
+              </w:rPr>
+            </w:pPr>
+            <w:r>
+              <w:rPr>
+                <w:lang w:val="en-US"/>
+              </w:rPr>
+              <w:t>3.7</w:t>
+            </w:r>
+          </w:p>
+        </w:tc>
+        <w:tc>
+          <w:tcPr>
+            <w:tcW w:w="2500" w:type="dxa"/>
+          </w:tcPr>
+          <w:p>
+            <w:pPr>
+              <w:rPr>
+                <w:lang w:val="en-US"/>
+              </w:rPr>
+            </w:pPr>
+            <w:proofErr w:type="spellStart"/>
+            <w:r>
+              <w:rPr>
+                <w:rFonts w:ascii="Courier New" w:hAnsi="Courier New" w:cs="Courier New"/>
+                <w:sz w:val="20"/>
+                <w:szCs w:val="20"/>
+                <w:lang w:val="en-US"/>
+              </w:rPr>
+              <w:t>Admin.php</w:t>
+            </w:r>
+            <w:proofErr w:type="spellEnd"/>
+            <w:r>
+              <w:rPr>
+                <w:lang w:val="en-US"/>
+              </w:rPr>
+              <w:t xml:space="preserve"> (params </w:t>
+            </w:r>
+            <w:r>
+              <w:rPr>
+                <w:rFonts w:ascii="Courier New" w:hAnsi="Courier New" w:cs="Courier New"/>
+                <w:sz w:val="20"/>
+                <w:szCs w:val="20"/>
+                <w:lang w:val="en-US"/>
+              </w:rPr>
+              <w:t>Email</w:t>
+            </w:r>
+            <w:r>
+              <w:rPr>
+                <w:lang w:val="en-US"/>
+              </w:rPr>
+              <w:t xml:space="preserve">, </w:t>
+            </w:r>
+            <w:r>
+              <w:rPr>
+                <w:rFonts w:ascii="Courier New" w:hAnsi="Courier New" w:cs="Courier New"/>
+                <w:sz w:val="20"/>
+                <w:szCs w:val="20"/>
+                <w:lang w:val="en-US"/>
+              </w:rPr>
+              <w:t>Password</w:t>
+            </w:r>
+            <w:r>
+              <w:rPr>
+                <w:lang w:val="en-US"/>
+              </w:rPr>
+              <w:t>)</w:t>
+            </w:r>
+          </w:p>
+        </w:tc>
+      </w:tr>
+      <w:tr>
+        <w:tc>
+          <w:tcPr>
+            <w:tcW w:w="421" w:type="dxa"/>
+          </w:tcPr>
+          <w:p>
+            <w:pPr>
+              <w:rPr>
+                <w:lang w:val="en-US"/>
+              </w:rPr>
+            </w:pPr>
+            <w:r>
+              <w:rPr>
+                <w:lang w:val="en-US"/>
+              </w:rPr>
+              <w:t>12</w:t>
+            </w:r>
+          </w:p>
+        </w:tc>
+        <w:tc>
+          <w:tcPr>
+            <w:tcW w:w="4110" w:type="dxa"/>
+          </w:tcPr>
+          <w:p>
+            <w:r>
+              <w:t>Directory Listing Enabled</w:t>
+            </w:r>
+          </w:p>
+        </w:tc>
+        <w:tc>
+          <w:tcPr>
+            <w:tcW w:w="1134" w:type="dxa"/>
+          </w:tcPr>
+          <w:p>
+            <w:pPr>
+              <w:rPr>
+                <w:lang w:val="en-US"/>
+              </w:rPr>
+            </w:pPr>
+            <w:r>
+              <w:rPr>
+                <w:lang w:val="en-US"/>
+              </w:rPr>
+              <w:t>Low</w:t>
+            </w:r>
+          </w:p>
+        </w:tc>
+        <w:tc>
+          <w:tcPr>
+            <w:tcW w:w="851" w:type="dxa"/>
+          </w:tcPr>
+          <w:p>
+            <w:pPr>
+              <w:rPr>
+                <w:lang w:val="en-US"/>
+              </w:rPr>
+            </w:pPr>
+            <w:r>
+              <w:rPr>
+                <w:lang w:val="en-US"/>
+              </w:rPr>
+              <w:t>3.7</w:t>
+            </w:r>
+          </w:p>
+        </w:tc>
+        <w:tc>
+          <w:tcPr>
+            <w:tcW w:w="2500" w:type="dxa"/>
+          </w:tcPr>
+          <w:p>
+            <w:pPr>
+              <w:rPr>
+                <w:lang w:val="en-US"/>
+              </w:rPr>
+            </w:pPr>
           </w:p>
         </w:tc>
       </w:tr>
@@ -4410,6 +5430,7 @@
         <w:rPr>
           <w:lang w:val="en-US"/>
         </w:rPr>
+        <w:lastRenderedPageBreak/>
         <w:t xml:space="preserve">2.3 </w:t>
       </w:r>
       <w:r>
@@ -4450,40 +5471,527 @@
     </w:p>
     <w:p>
       <w:pPr>
-        <w:rPr>
-          <w:lang w:val="en-US"/>
-        </w:rPr>
-      </w:pPr>
-    </w:p>
-    <w:p>
-      <w:pPr>
-        <w:rPr>
-          <w:color w:val="A04A1E"/>
-          <w:lang w:val="en-US"/>
-        </w:rPr>
-      </w:pPr>
-    </w:p>
-    <w:p>
-      <w:pPr>
-        <w:rPr>
-          <w:color w:val="A04A1E"/>
-          <w:lang w:val="en-US"/>
-        </w:rPr>
-      </w:pPr>
-      <w:r>
-        <w:rPr>
-          <w:color w:val="A04A1E"/>
-          <w:lang w:val="en-US"/>
-        </w:rPr>
-        <w:t xml:space="preserve">At </w:t>
-      </w:r>
-      <w:proofErr w:type="spellStart"/>
-      <w:r>
-        <w:rPr>
-          <w:color w:val="A04A1E"/>
-          <w:lang w:val="en-US"/>
-        </w:rPr>
-        <w:t>vero</w:t>
+        <w:pStyle w:val="NoSpacing"/>
+        <w:rPr>
+          <w:lang w:val="en-US"/>
+        </w:rPr>
+      </w:pPr>
+      <w:r>
+        <w:rPr>
+          <w:b/>
+          <w:bCs/>
+          <w:lang w:val="en-US"/>
+        </w:rPr>
+        <w:t>Severity:</w:t>
+      </w:r>
+      <w:r>
+        <w:rPr>
+          <w:lang w:val="en-US"/>
+        </w:rPr>
+        <w:t xml:space="preserve"> High</w:t>
+      </w:r>
+    </w:p>
+    <w:p>
+      <w:pPr>
+        <w:pStyle w:val="NoSpacing"/>
+        <w:rPr>
+          <w:lang w:val="en-US"/>
+        </w:rPr>
+      </w:pPr>
+      <w:r>
+        <w:rPr>
+          <w:b/>
+          <w:bCs/>
+          <w:lang w:val="en-US"/>
+        </w:rPr>
+        <w:t>CVSS 3.1:</w:t>
+      </w:r>
+      <w:r>
+        <w:rPr>
+          <w:lang w:val="en-US"/>
+        </w:rPr>
+        <w:t xml:space="preserve"> 7.5 — CVSS:3.1/</w:t>
+      </w:r>
+      <w:proofErr w:type="gramStart"/>
+      <w:r>
+        <w:rPr>
+          <w:lang w:val="en-US"/>
+        </w:rPr>
+        <w:t>AV:N</w:t>
+      </w:r>
+      <w:proofErr w:type="gramEnd"/>
+      <w:r>
+        <w:rPr>
+          <w:lang w:val="en-US"/>
+        </w:rPr>
+        <w:t>/</w:t>
+      </w:r>
+      <w:proofErr w:type="gramStart"/>
+      <w:r>
+        <w:rPr>
+          <w:lang w:val="en-US"/>
+        </w:rPr>
+        <w:t>AC:L</w:t>
+      </w:r>
+      <w:proofErr w:type="gramEnd"/>
+      <w:r>
+        <w:rPr>
+          <w:lang w:val="en-US"/>
+        </w:rPr>
+        <w:t>/</w:t>
+      </w:r>
+      <w:proofErr w:type="gramStart"/>
+      <w:r>
+        <w:rPr>
+          <w:lang w:val="en-US"/>
+        </w:rPr>
+        <w:t>PR:N</w:t>
+      </w:r>
+      <w:proofErr w:type="gramEnd"/>
+      <w:r>
+        <w:rPr>
+          <w:lang w:val="en-US"/>
+        </w:rPr>
+        <w:t>/</w:t>
+      </w:r>
+      <w:proofErr w:type="gramStart"/>
+      <w:r>
+        <w:rPr>
+          <w:lang w:val="en-US"/>
+        </w:rPr>
+        <w:t>UI:N</w:t>
+      </w:r>
+      <w:proofErr w:type="gramEnd"/>
+      <w:r>
+        <w:rPr>
+          <w:lang w:val="en-US"/>
+        </w:rPr>
+        <w:t>/</w:t>
+      </w:r>
+      <w:proofErr w:type="gramStart"/>
+      <w:r>
+        <w:rPr>
+          <w:lang w:val="en-US"/>
+        </w:rPr>
+        <w:t>S:U</w:t>
+      </w:r>
+      <w:proofErr w:type="gramEnd"/>
+      <w:r>
+        <w:rPr>
+          <w:lang w:val="en-US"/>
+        </w:rPr>
+        <w:t>/C:H/</w:t>
+      </w:r>
+      <w:proofErr w:type="gramStart"/>
+      <w:r>
+        <w:rPr>
+          <w:lang w:val="en-US"/>
+        </w:rPr>
+        <w:t>I:N</w:t>
+      </w:r>
+      <w:proofErr w:type="gramEnd"/>
+      <w:r>
+        <w:rPr>
+          <w:lang w:val="en-US"/>
+        </w:rPr>
+        <w:t>/</w:t>
+      </w:r>
+      <w:proofErr w:type="gramStart"/>
+      <w:r>
+        <w:rPr>
+          <w:lang w:val="en-US"/>
+        </w:rPr>
+        <w:t>A:N</w:t>
+      </w:r>
+      <w:proofErr w:type="gramEnd"/>
+    </w:p>
+    <w:p>
+      <w:pPr>
+        <w:pStyle w:val="NoSpacing"/>
+        <w:rPr>
+          <w:lang w:val="en-US"/>
+        </w:rPr>
+      </w:pPr>
+      <w:r>
+        <w:rPr>
+          <w:b/>
+          <w:bCs/>
+          <w:lang w:val="en-US"/>
+        </w:rPr>
+        <w:t>CWE:</w:t>
+      </w:r>
+      <w:r>
+        <w:rPr>
+          <w:lang w:val="en-US"/>
+        </w:rPr>
+        <w:t xml:space="preserve"> CWE-615 (Information Exposure Through Comments)</w:t>
+      </w:r>
+    </w:p>
+    <w:p>
+      <w:pPr>
+        <w:pStyle w:val="NoSpacing"/>
+        <w:rPr>
+          <w:rStyle w:val="Strong"/>
+          <w:b w:val="0"/>
+          <w:bCs w:val="0"/>
+        </w:rPr>
+      </w:pPr>
+      <w:r>
+        <w:rPr>
+          <w:rStyle w:val="Strong"/>
+        </w:rPr>
+        <w:t>Affected Component:</w:t>
+      </w:r>
+      <w:r>
+        <w:rPr>
+          <w:rStyle w:val="Strong"/>
+          <w:b w:val="0"/>
+          <w:bCs w:val="0"/>
+        </w:rPr>
+        <w:t xml:space="preserve"> http://10.10.10.10/dashboard (dashboard.html) — valid credentials disclosed within an HTML comment in the page source</w:t>
+      </w:r>
+    </w:p>
+    <w:p>
+      <w:pPr>
+        <w:pStyle w:val="NoSpacing"/>
+        <w:rPr>
+          <w:rStyle w:val="Strong"/>
+          <w:b w:val="0"/>
+          <w:bCs w:val="0"/>
+        </w:rPr>
+      </w:pPr>
+      <w:r>
+        <w:rPr>
+          <w:rStyle w:val="Strong"/>
+        </w:rPr>
+        <w:t>Description:</w:t>
+      </w:r>
+      <w:r>
+        <w:rPr>
+          <w:rStyle w:val="Strong"/>
+          <w:b w:val="0"/>
+          <w:bCs w:val="0"/>
+        </w:rPr>
+        <w:t xml:space="preserve"> The login page served at /dashboard contains valid guest account credentials inside an HTML comment. Any unauthenticated user can view the page source and extract working credentials, bypassing the intended authentication barrier.</w:t>
+      </w:r>
+    </w:p>
+    <w:p>
+      <w:pPr>
+        <w:pStyle w:val="NoSpacing"/>
+        <w:rPr>
+          <w:rStyle w:val="Strong"/>
+        </w:rPr>
+      </w:pPr>
+      <w:r>
+        <w:rPr>
+          <w:rStyle w:val="Strong"/>
+        </w:rPr>
+        <w:t>Proof of Concept:</w:t>
+      </w:r>
+    </w:p>
+    <w:p>
+      <w:pPr>
+        <w:pStyle w:val="NoSpacing"/>
+        <w:numPr>
+          <w:ilvl w:val="0"/>
+          <w:numId w:val="4"/>
+        </w:numPr>
+        <w:rPr>
+          <w:rStyle w:val="Strong"/>
+          <w:b w:val="0"/>
+          <w:bCs w:val="0"/>
+        </w:rPr>
+      </w:pPr>
+      <w:r>
+        <w:rPr>
+          <w:rStyle w:val="Strong"/>
+          <w:b w:val="0"/>
+          <w:bCs w:val="0"/>
+        </w:rPr>
+        <w:t>Navigate to http://10.10.10.10/dashboard</w:t>
+      </w:r>
+    </w:p>
+    <w:p>
+      <w:pPr>
+        <w:pStyle w:val="NoSpacing"/>
+        <w:numPr>
+          <w:ilvl w:val="0"/>
+          <w:numId w:val="4"/>
+        </w:numPr>
+        <w:rPr>
+          <w:rStyle w:val="Strong"/>
+          <w:b w:val="0"/>
+          <w:bCs w:val="0"/>
+        </w:rPr>
+      </w:pPr>
+      <w:r>
+        <w:rPr>
+          <w:rStyle w:val="Strong"/>
+          <w:b w:val="0"/>
+          <w:bCs w:val="0"/>
+        </w:rPr>
+        <w:t>Open the page source (Ctrl+U) / view via Burp</w:t>
+      </w:r>
+    </w:p>
+    <w:p>
+      <w:pPr>
+        <w:pStyle w:val="NoSpacing"/>
+        <w:numPr>
+          <w:ilvl w:val="0"/>
+          <w:numId w:val="4"/>
+        </w:numPr>
+        <w:rPr>
+          <w:rStyle w:val="Strong"/>
+          <w:b w:val="0"/>
+          <w:bCs w:val="0"/>
+        </w:rPr>
+      </w:pPr>
+      <w:r>
+        <w:rPr>
+          <w:rStyle w:val="Strong"/>
+          <w:b w:val="0"/>
+          <w:bCs w:val="0"/>
+        </w:rPr>
+        <w:t>Locate the HTML comment containing the credentials (Screenshot)</w:t>
+      </w:r>
+    </w:p>
+    <w:p>
+      <w:pPr>
+        <w:pStyle w:val="NoSpacing"/>
+        <w:numPr>
+          <w:ilvl w:val="0"/>
+          <w:numId w:val="4"/>
+        </w:numPr>
+        <w:rPr>
+          <w:rStyle w:val="Strong"/>
+          <w:b w:val="0"/>
+          <w:bCs w:val="0"/>
+        </w:rPr>
+      </w:pPr>
+      <w:r>
+        <w:rPr>
+          <w:rStyle w:val="Strong"/>
+          <w:b w:val="0"/>
+          <w:bCs w:val="0"/>
+        </w:rPr>
+        <w:t>Log in with the disclosed guest credentials → valid session cookie issued (Screenshot)</w:t>
+      </w:r>
+    </w:p>
+    <w:p>
+      <w:pPr>
+        <w:pStyle w:val="NoSpacing"/>
+        <w:rPr>
+          <w:rStyle w:val="Strong"/>
+          <w:b w:val="0"/>
+          <w:bCs w:val="0"/>
+        </w:rPr>
+      </w:pPr>
+    </w:p>
+    <w:p>
+      <w:pPr>
+        <w:pStyle w:val="NoSpacing"/>
+        <w:rPr>
+          <w:rStyle w:val="Strong"/>
+          <w:b w:val="0"/>
+          <w:bCs w:val="0"/>
+        </w:rPr>
+      </w:pPr>
+      <w:r>
+        <w:rPr>
+          <w:rStyle w:val="Strong"/>
+        </w:rPr>
+        <w:t>Remediation:</w:t>
+      </w:r>
+      <w:r>
+        <w:rPr>
+          <w:rStyle w:val="Strong"/>
+          <w:b w:val="0"/>
+          <w:bCs w:val="0"/>
+        </w:rPr>
+        <w:t xml:space="preserve"> Remove the credentials from the HTML comment in dashboard.html. Rotate/disable the exposed guest account. Establish a process/code-review step to prevent secrets in source comments (e.g. pre-commit secret scanning).</w:t>
+      </w:r>
+    </w:p>
+    <w:p>
+      <w:pPr>
+        <w:pStyle w:val="NoSpacing"/>
+        <w:rPr>
+          <w:rStyle w:val="Strong"/>
+          <w:b w:val="0"/>
+          <w:bCs w:val="0"/>
+        </w:rPr>
+      </w:pPr>
+    </w:p>
+    <w:p>
+      <w:pPr>
+        <w:pStyle w:val="NoSpacing"/>
+        <w:rPr>
+          <w:rStyle w:val="Strong"/>
+          <w:b w:val="0"/>
+          <w:bCs w:val="0"/>
+        </w:rPr>
+      </w:pPr>
+      <w:r>
+        <w:rPr>
+          <w:rStyle w:val="Strong"/>
+          <w:b w:val="0"/>
+          <w:bCs w:val="0"/>
+        </w:rPr>
+        <w:drawing>
+          <wp:inline distT="0" distB="0" distL="0" distR="0" wp14:anchorId="605DC623" wp14:editId="57F56968">
+            <wp:extent cx="5731510" cy="2882265"/>
+            <wp:effectExtent l="0" t="0" r="0" b="635"/>
+            <wp:docPr id="1987277959" name="Picture 1"/>
+            <wp:cNvGraphicFramePr>
+              <a:graphicFrameLocks xmlns:a="http://schemas.openxmlformats.org/drawingml/2006/main" noChangeAspect="1"/>
+            </wp:cNvGraphicFramePr>
+            <a:graphic xmlns:a="http://schemas.openxmlformats.org/drawingml/2006/main">
+              <a:graphicData uri="http://schemas.openxmlformats.org/drawingml/2006/picture">
+                <pic:pic xmlns:pic="http://schemas.openxmlformats.org/drawingml/2006/picture">
+                  <pic:nvPicPr>
+                    <pic:cNvPr id="1987277959" name=""/>
+                    <pic:cNvPicPr/>
+                  </pic:nvPicPr>
+                  <pic:blipFill>
+                    <a:blip r:embed="rId15"/>
+                    <a:stretch>
+                      <a:fillRect/>
+                    </a:stretch>
+                  </pic:blipFill>
+                  <pic:spPr>
+                    <a:xfrm>
+                      <a:off x="0" y="0"/>
+                      <a:ext cx="5731510" cy="2882265"/>
+                    </a:xfrm>
+                    <a:prstGeom prst="rect">
+                      <a:avLst/>
+                    </a:prstGeom>
+                  </pic:spPr>
+                </pic:pic>
+              </a:graphicData>
+            </a:graphic>
+          </wp:inline>
+        </w:drawing>
+      </w:r>
+    </w:p>
+    <w:p>
+      <w:pPr>
+        <w:pStyle w:val="NoSpacing"/>
+        <w:rPr>
+          <w:rStyle w:val="Strong"/>
+          <w:b w:val="0"/>
+          <w:bCs w:val="0"/>
+        </w:rPr>
+      </w:pPr>
+    </w:p>
+    <w:p>
+      <w:pPr>
+        <w:pStyle w:val="NoSpacing"/>
+        <w:rPr>
+          <w:rStyle w:val="Strong"/>
+          <w:b w:val="0"/>
+          <w:bCs w:val="0"/>
+        </w:rPr>
+      </w:pPr>
+    </w:p>
+    <w:p>
+      <w:pPr>
+        <w:pStyle w:val="NoSpacing"/>
+        <w:rPr>
+          <w:rStyle w:val="Strong"/>
+          <w:b w:val="0"/>
+          <w:bCs w:val="0"/>
+        </w:rPr>
+      </w:pPr>
+    </w:p>
+    <w:p>
+      <w:pPr>
+        <w:pStyle w:val="NoSpacing"/>
+        <w:rPr>
+          <w:rStyle w:val="Strong"/>
+          <w:b w:val="0"/>
+          <w:bCs w:val="0"/>
+        </w:rPr>
+      </w:pPr>
+    </w:p>
+    <w:p>
+      <w:pPr>
+        <w:pStyle w:val="NoSpacing"/>
+        <w:rPr>
+          <w:rStyle w:val="Strong"/>
+          <w:b w:val="0"/>
+          <w:bCs w:val="0"/>
+        </w:rPr>
+      </w:pPr>
+    </w:p>
+    <w:p>
+      <w:pPr>
+        <w:rPr>
+          <w:color w:val="A04A1E"/>
+        </w:rPr>
+      </w:pPr>
+    </w:p>
+    <w:p>
+      <w:pPr>
+        <w:rPr>
+          <w:color w:val="A04A1E"/>
+        </w:rPr>
+      </w:pPr>
+    </w:p>
+    <w:p>
+      <w:pPr>
+        <w:rPr>
+          <w:color w:val="A04A1E"/>
+        </w:rPr>
+      </w:pPr>
+    </w:p>
+    <w:p>
+      <w:pPr>
+        <w:rPr>
+          <w:color w:val="A04A1E"/>
+        </w:rPr>
+      </w:pPr>
+    </w:p>
+    <w:p>
+      <w:pPr>
+        <w:rPr>
+          <w:color w:val="A04A1E"/>
+        </w:rPr>
+      </w:pPr>
+    </w:p>
+    <w:p>
+      <w:pPr>
+        <w:rPr>
+          <w:color w:val="A04A1E"/>
+        </w:rPr>
+      </w:pPr>
+    </w:p>
+    <w:p>
+      <w:pPr>
+        <w:rPr>
+          <w:color w:val="A04A1E"/>
+          <w:lang w:val="en-US"/>
+        </w:rPr>
+      </w:pPr>
+      <w:r>
+        <w:rPr>
+          <w:color w:val="A04A1E"/>
+        </w:rPr>
+        <w:t xml:space="preserve">At vero eos et accusamus et iusto odio dignissimos ducimus qui blanditiis praesentium voluptatum deleniti atque corrupti quos dolores et quas molestias excepturi sint occaecati cupiditate non provident, similique sunt in culpa qui officia deserunt mollitia animi, id est laborum et dolorum fuga. </w:t>
+      </w:r>
+      <w:r>
+        <w:rPr>
+          <w:color w:val="A04A1E"/>
+          <w:lang w:val="en-US"/>
+        </w:rPr>
+        <w:t xml:space="preserve">Et </w:t>
+      </w:r>
+      <w:proofErr w:type="spellStart"/>
+      <w:r>
+        <w:rPr>
+          <w:color w:val="A04A1E"/>
+          <w:lang w:val="en-US"/>
+        </w:rPr>
+        <w:t>harum</w:t>
       </w:r>
       <w:proofErr w:type="spellEnd"/>
       <w:r>
@@ -4499,6 +6007,654 @@
           <w:color w:val="A04A1E"/>
           <w:lang w:val="en-US"/>
         </w:rPr>
+        <w:t>quidem</w:t>
+      </w:r>
+      <w:proofErr w:type="spellEnd"/>
+      <w:r>
+        <w:rPr>
+          <w:color w:val="A04A1E"/>
+          <w:lang w:val="en-US"/>
+        </w:rPr>
+        <w:t xml:space="preserve"> rerum facilis est et </w:t>
+      </w:r>
+      <w:proofErr w:type="spellStart"/>
+      <w:r>
+        <w:rPr>
+          <w:color w:val="A04A1E"/>
+          <w:lang w:val="en-US"/>
+        </w:rPr>
+        <w:t>expedita</w:t>
+      </w:r>
+      <w:proofErr w:type="spellEnd"/>
+      <w:r>
+        <w:rPr>
+          <w:color w:val="A04A1E"/>
+          <w:lang w:val="en-US"/>
+        </w:rPr>
+        <w:t xml:space="preserve"> </w:t>
+      </w:r>
+      <w:proofErr w:type="spellStart"/>
+      <w:r>
+        <w:rPr>
+          <w:color w:val="A04A1E"/>
+          <w:lang w:val="en-US"/>
+        </w:rPr>
+        <w:t>distinctio</w:t>
+      </w:r>
+      <w:proofErr w:type="spellEnd"/>
+      <w:r>
+        <w:rPr>
+          <w:color w:val="A04A1E"/>
+          <w:lang w:val="en-US"/>
+        </w:rPr>
+        <w:t xml:space="preserve">. Nam libero tempore, cum </w:t>
+      </w:r>
+      <w:proofErr w:type="spellStart"/>
+      <w:r>
+        <w:rPr>
+          <w:color w:val="A04A1E"/>
+          <w:lang w:val="en-US"/>
+        </w:rPr>
+        <w:t>soluta</w:t>
+      </w:r>
+      <w:proofErr w:type="spellEnd"/>
+      <w:r>
+        <w:rPr>
+          <w:color w:val="A04A1E"/>
+          <w:lang w:val="en-US"/>
+        </w:rPr>
+        <w:t xml:space="preserve"> nobis est </w:t>
+      </w:r>
+      <w:proofErr w:type="spellStart"/>
+      <w:r>
+        <w:rPr>
+          <w:color w:val="A04A1E"/>
+          <w:lang w:val="en-US"/>
+        </w:rPr>
+        <w:t>eligendi</w:t>
+      </w:r>
+      <w:proofErr w:type="spellEnd"/>
+      <w:r>
+        <w:rPr>
+          <w:color w:val="A04A1E"/>
+          <w:lang w:val="en-US"/>
+        </w:rPr>
+        <w:t xml:space="preserve"> </w:t>
+      </w:r>
+      <w:proofErr w:type="spellStart"/>
+      <w:r>
+        <w:rPr>
+          <w:color w:val="A04A1E"/>
+          <w:lang w:val="en-US"/>
+        </w:rPr>
+        <w:t>optio</w:t>
+      </w:r>
+      <w:proofErr w:type="spellEnd"/>
+      <w:r>
+        <w:rPr>
+          <w:color w:val="A04A1E"/>
+          <w:lang w:val="en-US"/>
+        </w:rPr>
+        <w:t xml:space="preserve"> </w:t>
+      </w:r>
+      <w:proofErr w:type="spellStart"/>
+      <w:r>
+        <w:rPr>
+          <w:color w:val="A04A1E"/>
+          <w:lang w:val="en-US"/>
+        </w:rPr>
+        <w:t>cumque</w:t>
+      </w:r>
+      <w:proofErr w:type="spellEnd"/>
+      <w:r>
+        <w:rPr>
+          <w:color w:val="A04A1E"/>
+          <w:lang w:val="en-US"/>
+        </w:rPr>
+        <w:t xml:space="preserve"> nihil </w:t>
+      </w:r>
+      <w:proofErr w:type="spellStart"/>
+      <w:r>
+        <w:rPr>
+          <w:color w:val="A04A1E"/>
+          <w:lang w:val="en-US"/>
+        </w:rPr>
+        <w:t>impedit</w:t>
+      </w:r>
+      <w:proofErr w:type="spellEnd"/>
+      <w:r>
+        <w:rPr>
+          <w:color w:val="A04A1E"/>
+          <w:lang w:val="en-US"/>
+        </w:rPr>
+        <w:t xml:space="preserve"> quo minus id </w:t>
+      </w:r>
+      <w:proofErr w:type="spellStart"/>
+      <w:r>
+        <w:rPr>
+          <w:color w:val="A04A1E"/>
+          <w:lang w:val="en-US"/>
+        </w:rPr>
+        <w:t>quod</w:t>
+      </w:r>
+      <w:proofErr w:type="spellEnd"/>
+      <w:r>
+        <w:rPr>
+          <w:color w:val="A04A1E"/>
+          <w:lang w:val="en-US"/>
+        </w:rPr>
+        <w:t xml:space="preserve"> </w:t>
+      </w:r>
+      <w:proofErr w:type="spellStart"/>
+      <w:r>
+        <w:rPr>
+          <w:color w:val="A04A1E"/>
+          <w:lang w:val="en-US"/>
+        </w:rPr>
+        <w:t>maxime</w:t>
+      </w:r>
+      <w:proofErr w:type="spellEnd"/>
+      <w:r>
+        <w:rPr>
+          <w:color w:val="A04A1E"/>
+          <w:lang w:val="en-US"/>
+        </w:rPr>
+        <w:t xml:space="preserve"> </w:t>
+      </w:r>
+      <w:proofErr w:type="spellStart"/>
+      <w:r>
+        <w:rPr>
+          <w:color w:val="A04A1E"/>
+          <w:lang w:val="en-US"/>
+        </w:rPr>
+        <w:t>placeat</w:t>
+      </w:r>
+      <w:proofErr w:type="spellEnd"/>
+      <w:r>
+        <w:rPr>
+          <w:color w:val="A04A1E"/>
+          <w:lang w:val="en-US"/>
+        </w:rPr>
+        <w:t xml:space="preserve"> </w:t>
+      </w:r>
+      <w:proofErr w:type="spellStart"/>
+      <w:r>
+        <w:rPr>
+          <w:color w:val="A04A1E"/>
+          <w:lang w:val="en-US"/>
+        </w:rPr>
+        <w:t>facere</w:t>
+      </w:r>
+      <w:proofErr w:type="spellEnd"/>
+      <w:r>
+        <w:rPr>
+          <w:color w:val="A04A1E"/>
+          <w:lang w:val="en-US"/>
+        </w:rPr>
+        <w:t xml:space="preserve"> </w:t>
+      </w:r>
+      <w:proofErr w:type="spellStart"/>
+      <w:r>
+        <w:rPr>
+          <w:color w:val="A04A1E"/>
+          <w:lang w:val="en-US"/>
+        </w:rPr>
+        <w:t>possimus</w:t>
+      </w:r>
+      <w:proofErr w:type="spellEnd"/>
+      <w:r>
+        <w:rPr>
+          <w:color w:val="A04A1E"/>
+          <w:lang w:val="en-US"/>
+        </w:rPr>
+        <w:t xml:space="preserve">, omnis </w:t>
+      </w:r>
+      <w:proofErr w:type="spellStart"/>
+      <w:r>
+        <w:rPr>
+          <w:color w:val="A04A1E"/>
+          <w:lang w:val="en-US"/>
+        </w:rPr>
+        <w:t>voluptas</w:t>
+      </w:r>
+      <w:proofErr w:type="spellEnd"/>
+      <w:r>
+        <w:rPr>
+          <w:color w:val="A04A1E"/>
+          <w:lang w:val="en-US"/>
+        </w:rPr>
+        <w:t xml:space="preserve"> </w:t>
+      </w:r>
+      <w:proofErr w:type="spellStart"/>
+      <w:r>
+        <w:rPr>
+          <w:color w:val="A04A1E"/>
+          <w:lang w:val="en-US"/>
+        </w:rPr>
+        <w:t>assumenda</w:t>
+      </w:r>
+      <w:proofErr w:type="spellEnd"/>
+      <w:r>
+        <w:rPr>
+          <w:color w:val="A04A1E"/>
+          <w:lang w:val="en-US"/>
+        </w:rPr>
+        <w:t xml:space="preserve"> est, omnis dolor </w:t>
+      </w:r>
+      <w:proofErr w:type="spellStart"/>
+      <w:r>
+        <w:rPr>
+          <w:color w:val="A04A1E"/>
+          <w:lang w:val="en-US"/>
+        </w:rPr>
+        <w:t>repellendus</w:t>
+      </w:r>
+      <w:proofErr w:type="spellEnd"/>
+      <w:r>
+        <w:rPr>
+          <w:color w:val="A04A1E"/>
+          <w:lang w:val="en-US"/>
+        </w:rPr>
+        <w:t xml:space="preserve">. </w:t>
+      </w:r>
+      <w:proofErr w:type="spellStart"/>
+      <w:r>
+        <w:rPr>
+          <w:color w:val="A04A1E"/>
+          <w:lang w:val="en-US"/>
+        </w:rPr>
+        <w:t>Temporibus</w:t>
+      </w:r>
+      <w:proofErr w:type="spellEnd"/>
+      <w:r>
+        <w:rPr>
+          <w:color w:val="A04A1E"/>
+          <w:lang w:val="en-US"/>
+        </w:rPr>
+        <w:t xml:space="preserve"> autem </w:t>
+      </w:r>
+      <w:proofErr w:type="spellStart"/>
+      <w:r>
+        <w:rPr>
+          <w:color w:val="A04A1E"/>
+          <w:lang w:val="en-US"/>
+        </w:rPr>
+        <w:t>quibusdam</w:t>
+      </w:r>
+      <w:proofErr w:type="spellEnd"/>
+      <w:r>
+        <w:rPr>
+          <w:color w:val="A04A1E"/>
+          <w:lang w:val="en-US"/>
+        </w:rPr>
+        <w:t xml:space="preserve"> et </w:t>
+      </w:r>
+      <w:proofErr w:type="spellStart"/>
+      <w:r>
+        <w:rPr>
+          <w:color w:val="A04A1E"/>
+          <w:lang w:val="en-US"/>
+        </w:rPr>
+        <w:t>aut</w:t>
+      </w:r>
+      <w:proofErr w:type="spellEnd"/>
+      <w:r>
+        <w:rPr>
+          <w:color w:val="A04A1E"/>
+          <w:lang w:val="en-US"/>
+        </w:rPr>
+        <w:t xml:space="preserve"> </w:t>
+      </w:r>
+      <w:proofErr w:type="spellStart"/>
+      <w:r>
+        <w:rPr>
+          <w:color w:val="A04A1E"/>
+          <w:lang w:val="en-US"/>
+        </w:rPr>
+        <w:t>officiis</w:t>
+      </w:r>
+      <w:proofErr w:type="spellEnd"/>
+      <w:r>
+        <w:rPr>
+          <w:color w:val="A04A1E"/>
+          <w:lang w:val="en-US"/>
+        </w:rPr>
+        <w:t xml:space="preserve"> </w:t>
+      </w:r>
+      <w:proofErr w:type="spellStart"/>
+      <w:r>
+        <w:rPr>
+          <w:color w:val="A04A1E"/>
+          <w:lang w:val="en-US"/>
+        </w:rPr>
+        <w:t>debitis</w:t>
+      </w:r>
+      <w:proofErr w:type="spellEnd"/>
+      <w:r>
+        <w:rPr>
+          <w:color w:val="A04A1E"/>
+          <w:lang w:val="en-US"/>
+        </w:rPr>
+        <w:t xml:space="preserve"> </w:t>
+      </w:r>
+      <w:proofErr w:type="spellStart"/>
+      <w:r>
+        <w:rPr>
+          <w:color w:val="A04A1E"/>
+          <w:lang w:val="en-US"/>
+        </w:rPr>
+        <w:t>aut</w:t>
+      </w:r>
+      <w:proofErr w:type="spellEnd"/>
+      <w:r>
+        <w:rPr>
+          <w:color w:val="A04A1E"/>
+          <w:lang w:val="en-US"/>
+        </w:rPr>
+        <w:t xml:space="preserve"> rerum </w:t>
+      </w:r>
+      <w:proofErr w:type="spellStart"/>
+      <w:r>
+        <w:rPr>
+          <w:color w:val="A04A1E"/>
+          <w:lang w:val="en-US"/>
+        </w:rPr>
+        <w:t>necessitatibus</w:t>
+      </w:r>
+      <w:proofErr w:type="spellEnd"/>
+      <w:r>
+        <w:rPr>
+          <w:color w:val="A04A1E"/>
+          <w:lang w:val="en-US"/>
+        </w:rPr>
+        <w:t xml:space="preserve"> </w:t>
+      </w:r>
+      <w:proofErr w:type="spellStart"/>
+      <w:r>
+        <w:rPr>
+          <w:color w:val="A04A1E"/>
+          <w:lang w:val="en-US"/>
+        </w:rPr>
+        <w:t>saepe</w:t>
+      </w:r>
+      <w:proofErr w:type="spellEnd"/>
+      <w:r>
+        <w:rPr>
+          <w:color w:val="A04A1E"/>
+          <w:lang w:val="en-US"/>
+        </w:rPr>
+        <w:t xml:space="preserve"> </w:t>
+      </w:r>
+      <w:proofErr w:type="spellStart"/>
+      <w:r>
+        <w:rPr>
+          <w:color w:val="A04A1E"/>
+          <w:lang w:val="en-US"/>
+        </w:rPr>
+        <w:t>eveniet</w:t>
+      </w:r>
+      <w:proofErr w:type="spellEnd"/>
+      <w:r>
+        <w:rPr>
+          <w:color w:val="A04A1E"/>
+          <w:lang w:val="en-US"/>
+        </w:rPr>
+        <w:t xml:space="preserve"> </w:t>
+      </w:r>
+      <w:proofErr w:type="spellStart"/>
+      <w:r>
+        <w:rPr>
+          <w:color w:val="A04A1E"/>
+          <w:lang w:val="en-US"/>
+        </w:rPr>
+        <w:t>ut</w:t>
+      </w:r>
+      <w:proofErr w:type="spellEnd"/>
+      <w:r>
+        <w:rPr>
+          <w:color w:val="A04A1E"/>
+          <w:lang w:val="en-US"/>
+        </w:rPr>
+        <w:t xml:space="preserve"> et </w:t>
+      </w:r>
+      <w:proofErr w:type="spellStart"/>
+      <w:r>
+        <w:rPr>
+          <w:color w:val="A04A1E"/>
+          <w:lang w:val="en-US"/>
+        </w:rPr>
+        <w:t>voluptates</w:t>
+      </w:r>
+      <w:proofErr w:type="spellEnd"/>
+      <w:r>
+        <w:rPr>
+          <w:color w:val="A04A1E"/>
+          <w:lang w:val="en-US"/>
+        </w:rPr>
+        <w:t xml:space="preserve"> </w:t>
+      </w:r>
+      <w:proofErr w:type="spellStart"/>
+      <w:r>
+        <w:rPr>
+          <w:color w:val="A04A1E"/>
+          <w:lang w:val="en-US"/>
+        </w:rPr>
+        <w:t>repudiandae</w:t>
+      </w:r>
+      <w:proofErr w:type="spellEnd"/>
+      <w:r>
+        <w:rPr>
+          <w:color w:val="A04A1E"/>
+          <w:lang w:val="en-US"/>
+        </w:rPr>
+        <w:t xml:space="preserve"> </w:t>
+      </w:r>
+      <w:proofErr w:type="spellStart"/>
+      <w:r>
+        <w:rPr>
+          <w:color w:val="A04A1E"/>
+          <w:lang w:val="en-US"/>
+        </w:rPr>
+        <w:t>sint</w:t>
+      </w:r>
+      <w:proofErr w:type="spellEnd"/>
+      <w:r>
+        <w:rPr>
+          <w:color w:val="A04A1E"/>
+          <w:lang w:val="en-US"/>
+        </w:rPr>
+        <w:t xml:space="preserve"> et </w:t>
+      </w:r>
+      <w:proofErr w:type="spellStart"/>
+      <w:r>
+        <w:rPr>
+          <w:color w:val="A04A1E"/>
+          <w:lang w:val="en-US"/>
+        </w:rPr>
+        <w:t>molestiae</w:t>
+      </w:r>
+      <w:proofErr w:type="spellEnd"/>
+      <w:r>
+        <w:rPr>
+          <w:color w:val="A04A1E"/>
+          <w:lang w:val="en-US"/>
+        </w:rPr>
+        <w:t xml:space="preserve"> non </w:t>
+      </w:r>
+      <w:proofErr w:type="spellStart"/>
+      <w:r>
+        <w:rPr>
+          <w:color w:val="A04A1E"/>
+          <w:lang w:val="en-US"/>
+        </w:rPr>
+        <w:t>recusandae</w:t>
+      </w:r>
+      <w:proofErr w:type="spellEnd"/>
+      <w:r>
+        <w:rPr>
+          <w:color w:val="A04A1E"/>
+          <w:lang w:val="en-US"/>
+        </w:rPr>
+        <w:t xml:space="preserve">. </w:t>
+      </w:r>
+      <w:proofErr w:type="spellStart"/>
+      <w:r>
+        <w:rPr>
+          <w:color w:val="A04A1E"/>
+          <w:lang w:val="en-US"/>
+        </w:rPr>
+        <w:t>Itaque</w:t>
+      </w:r>
+      <w:proofErr w:type="spellEnd"/>
+      <w:r>
+        <w:rPr>
+          <w:color w:val="A04A1E"/>
+          <w:lang w:val="en-US"/>
+        </w:rPr>
+        <w:t xml:space="preserve"> </w:t>
+      </w:r>
+      <w:proofErr w:type="spellStart"/>
+      <w:r>
+        <w:rPr>
+          <w:color w:val="A04A1E"/>
+          <w:lang w:val="en-US"/>
+        </w:rPr>
+        <w:t>earum</w:t>
+      </w:r>
+      <w:proofErr w:type="spellEnd"/>
+      <w:r>
+        <w:rPr>
+          <w:color w:val="A04A1E"/>
+          <w:lang w:val="en-US"/>
+        </w:rPr>
+        <w:t xml:space="preserve"> rerum hic </w:t>
+      </w:r>
+      <w:proofErr w:type="spellStart"/>
+      <w:r>
+        <w:rPr>
+          <w:color w:val="A04A1E"/>
+          <w:lang w:val="en-US"/>
+        </w:rPr>
+        <w:t>tenetur</w:t>
+      </w:r>
+      <w:proofErr w:type="spellEnd"/>
+      <w:r>
+        <w:rPr>
+          <w:color w:val="A04A1E"/>
+          <w:lang w:val="en-US"/>
+        </w:rPr>
+        <w:t xml:space="preserve"> a </w:t>
+      </w:r>
+      <w:proofErr w:type="spellStart"/>
+      <w:r>
+        <w:rPr>
+          <w:color w:val="A04A1E"/>
+          <w:lang w:val="en-US"/>
+        </w:rPr>
+        <w:t>sapiente</w:t>
+      </w:r>
+      <w:proofErr w:type="spellEnd"/>
+      <w:r>
+        <w:rPr>
+          <w:color w:val="A04A1E"/>
+          <w:lang w:val="en-US"/>
+        </w:rPr>
+        <w:t xml:space="preserve"> delectus, </w:t>
+      </w:r>
+      <w:proofErr w:type="spellStart"/>
+      <w:r>
+        <w:rPr>
+          <w:color w:val="A04A1E"/>
+          <w:lang w:val="en-US"/>
+        </w:rPr>
+        <w:t>ut</w:t>
+      </w:r>
+      <w:proofErr w:type="spellEnd"/>
+      <w:r>
+        <w:rPr>
+          <w:color w:val="A04A1E"/>
+          <w:lang w:val="en-US"/>
+        </w:rPr>
+        <w:t xml:space="preserve"> </w:t>
+      </w:r>
+      <w:proofErr w:type="spellStart"/>
+      <w:r>
+        <w:rPr>
+          <w:color w:val="A04A1E"/>
+          <w:lang w:val="en-US"/>
+        </w:rPr>
+        <w:t>aut</w:t>
+      </w:r>
+      <w:proofErr w:type="spellEnd"/>
+      <w:r>
+        <w:rPr>
+          <w:color w:val="A04A1E"/>
+          <w:lang w:val="en-US"/>
+        </w:rPr>
+        <w:t xml:space="preserve"> </w:t>
+      </w:r>
+    </w:p>
+    <w:p>
+      <w:pPr>
+        <w:rPr>
+          <w:color w:val="A04A1E"/>
+          <w:lang w:val="en-US"/>
+        </w:rPr>
+      </w:pPr>
+      <w:proofErr w:type="spellStart"/>
+      <w:r>
+        <w:rPr>
+          <w:color w:val="A04A1E"/>
+          <w:lang w:val="en-US"/>
+        </w:rPr>
+        <w:t>consequuntur</w:t>
+      </w:r>
+      <w:proofErr w:type="spellEnd"/>
+      <w:r>
+        <w:rPr>
+          <w:color w:val="A04A1E"/>
+          <w:lang w:val="en-US"/>
+        </w:rPr>
+        <w:t xml:space="preserve"> </w:t>
+      </w:r>
+      <w:proofErr w:type="spellStart"/>
+      <w:r>
+        <w:rPr>
+          <w:color w:val="A04A1E"/>
+          <w:lang w:val="en-US"/>
+        </w:rPr>
+        <w:t>magni</w:t>
+      </w:r>
+      <w:proofErr w:type="spellEnd"/>
+      <w:r>
+        <w:rPr>
+          <w:color w:val="A04A1E"/>
+          <w:lang w:val="en-US"/>
+        </w:rPr>
+        <w:t xml:space="preserve"> </w:t>
+      </w:r>
+      <w:proofErr w:type="spellStart"/>
+      <w:r>
+        <w:rPr>
+          <w:color w:val="A04A1E"/>
+          <w:lang w:val="en-US"/>
+        </w:rPr>
+        <w:t>dolores</w:t>
+      </w:r>
+      <w:proofErr w:type="spellEnd"/>
+      <w:r>
+        <w:rPr>
+          <w:color w:val="A04A1E"/>
+          <w:lang w:val="en-US"/>
+        </w:rPr>
+        <w:t xml:space="preserve"> </w:t>
+      </w:r>
+      <w:proofErr w:type="spellStart"/>
+      <w:r>
+        <w:rPr>
+          <w:color w:val="A04A1E"/>
+          <w:lang w:val="en-US"/>
+        </w:rPr>
         <w:t>eos</w:t>
       </w:r>
       <w:proofErr w:type="spellEnd"/>
@@ -4507,31 +6663,15 @@
           <w:color w:val="A04A1E"/>
           <w:lang w:val="en-US"/>
         </w:rPr>
-        <w:t xml:space="preserve"> et </w:t>
-      </w:r>
-      <w:proofErr w:type="spellStart"/>
-      <w:r>
-        <w:rPr>
-          <w:color w:val="A04A1E"/>
-          <w:lang w:val="en-US"/>
-        </w:rPr>
-        <w:t>accusamus</w:t>
-      </w:r>
-      <w:proofErr w:type="spellEnd"/>
-      <w:r>
-        <w:rPr>
-          <w:color w:val="A04A1E"/>
-          <w:lang w:val="en-US"/>
-        </w:rPr>
-        <w:t xml:space="preserve"> et </w:t>
-      </w:r>
-      <w:proofErr w:type="spellStart"/>
-      <w:r>
-        <w:rPr>
-          <w:color w:val="A04A1E"/>
-          <w:lang w:val="en-US"/>
-        </w:rPr>
-        <w:t>iusto</w:t>
+        <w:t xml:space="preserve"> qui ratione </w:t>
+      </w:r>
+      <w:proofErr w:type="spellStart"/>
+      <w:r>
+        <w:rPr>
+          <w:color w:val="A04A1E"/>
+          <w:lang w:val="en-US"/>
+        </w:rPr>
+        <w:t>voluptatem</w:t>
       </w:r>
       <w:proofErr w:type="spellEnd"/>
       <w:r>
@@ -4547,7 +6687,7 @@
           <w:color w:val="A04A1E"/>
           <w:lang w:val="en-US"/>
         </w:rPr>
-        <w:t>odio</w:t>
+        <w:t>sequi</w:t>
       </w:r>
       <w:proofErr w:type="spellEnd"/>
       <w:r>
@@ -4563,9 +6703,73 @@
           <w:color w:val="A04A1E"/>
           <w:lang w:val="en-US"/>
         </w:rPr>
-        <w:t>dignissimos</w:t>
-      </w:r>
-      <w:proofErr w:type="spellEnd"/>
+        <w:t>nesciunt</w:t>
+      </w:r>
+      <w:proofErr w:type="spellEnd"/>
+      <w:r>
+        <w:rPr>
+          <w:color w:val="A04A1E"/>
+          <w:lang w:val="en-US"/>
+        </w:rPr>
+        <w:t xml:space="preserve">. </w:t>
+      </w:r>
+      <w:proofErr w:type="spellStart"/>
+      <w:r>
+        <w:rPr>
+          <w:color w:val="A04A1E"/>
+          <w:lang w:val="en-US"/>
+        </w:rPr>
+        <w:t>Neque</w:t>
+      </w:r>
+      <w:proofErr w:type="spellEnd"/>
+      <w:r>
+        <w:rPr>
+          <w:color w:val="A04A1E"/>
+          <w:lang w:val="en-US"/>
+        </w:rPr>
+        <w:t xml:space="preserve"> porro </w:t>
+      </w:r>
+      <w:proofErr w:type="spellStart"/>
+      <w:r>
+        <w:rPr>
+          <w:color w:val="A04A1E"/>
+          <w:lang w:val="en-US"/>
+        </w:rPr>
+        <w:t>quisquam</w:t>
+      </w:r>
+      <w:proofErr w:type="spellEnd"/>
+      <w:r>
+        <w:rPr>
+          <w:color w:val="A04A1E"/>
+          <w:lang w:val="en-US"/>
+        </w:rPr>
+        <w:t xml:space="preserve"> est, qui </w:t>
+      </w:r>
+      <w:proofErr w:type="spellStart"/>
+      <w:r>
+        <w:rPr>
+          <w:color w:val="A04A1E"/>
+          <w:lang w:val="en-US"/>
+        </w:rPr>
+        <w:t>dolorem</w:t>
+      </w:r>
+      <w:proofErr w:type="spellEnd"/>
+      <w:r>
+        <w:rPr>
+          <w:color w:val="A04A1E"/>
+          <w:lang w:val="en-US"/>
+        </w:rPr>
+        <w:t xml:space="preserve"> ipsum quia dolor </w:t>
+      </w:r>
+      <w:proofErr w:type="gramStart"/>
+      <w:r>
+        <w:rPr>
+          <w:color w:val="A04A1E"/>
+          <w:lang w:val="en-US"/>
+        </w:rPr>
+        <w:t>sit</w:t>
+      </w:r>
+      <w:proofErr w:type="gramEnd"/>
       <w:r>
         <w:rPr>
           <w:color w:val="A04A1E"/>
@@ -4579,23 +6783,39 @@
           <w:color w:val="A04A1E"/>
           <w:lang w:val="en-US"/>
         </w:rPr>
-        <w:t>ducimus</w:t>
-      </w:r>
-      <w:proofErr w:type="spellEnd"/>
-      <w:r>
-        <w:rPr>
-          <w:color w:val="A04A1E"/>
-          <w:lang w:val="en-US"/>
-        </w:rPr>
-        <w:t xml:space="preserve"> qui </w:t>
-      </w:r>
-      <w:proofErr w:type="spellStart"/>
-      <w:r>
-        <w:rPr>
-          <w:color w:val="A04A1E"/>
-          <w:lang w:val="en-US"/>
-        </w:rPr>
-        <w:t>blanditiis</w:t>
+        <w:t>amet</w:t>
+      </w:r>
+      <w:proofErr w:type="spellEnd"/>
+      <w:r>
+        <w:rPr>
+          <w:color w:val="A04A1E"/>
+          <w:lang w:val="en-US"/>
+        </w:rPr>
+        <w:t xml:space="preserve">, </w:t>
+      </w:r>
+      <w:proofErr w:type="spellStart"/>
+      <w:r>
+        <w:rPr>
+          <w:color w:val="A04A1E"/>
+          <w:lang w:val="en-US"/>
+        </w:rPr>
+        <w:t>consectetur</w:t>
+      </w:r>
+      <w:proofErr w:type="spellEnd"/>
+      <w:r>
+        <w:rPr>
+          <w:color w:val="A04A1E"/>
+          <w:lang w:val="en-US"/>
+        </w:rPr>
+        <w:t xml:space="preserve">, </w:t>
+      </w:r>
+      <w:proofErr w:type="spellStart"/>
+      <w:r>
+        <w:rPr>
+          <w:color w:val="A04A1E"/>
+          <w:lang w:val="en-US"/>
+        </w:rPr>
+        <w:t>adipisci</w:t>
       </w:r>
       <w:proofErr w:type="spellEnd"/>
       <w:r>
@@ -4611,7 +6831,39 @@
           <w:color w:val="A04A1E"/>
           <w:lang w:val="en-US"/>
         </w:rPr>
-        <w:t>praesentium</w:t>
+        <w:t>velit</w:t>
+      </w:r>
+      <w:proofErr w:type="spellEnd"/>
+      <w:r>
+        <w:rPr>
+          <w:color w:val="A04A1E"/>
+          <w:lang w:val="en-US"/>
+        </w:rPr>
+        <w:t xml:space="preserve">, sed quia non </w:t>
+      </w:r>
+      <w:proofErr w:type="spellStart"/>
+      <w:r>
+        <w:rPr>
+          <w:color w:val="A04A1E"/>
+          <w:lang w:val="en-US"/>
+        </w:rPr>
+        <w:t>numquam</w:t>
+      </w:r>
+      <w:proofErr w:type="spellEnd"/>
+      <w:r>
+        <w:rPr>
+          <w:color w:val="A04A1E"/>
+          <w:lang w:val="en-US"/>
+        </w:rPr>
+        <w:t xml:space="preserve"> eius </w:t>
+      </w:r>
+      <w:proofErr w:type="spellStart"/>
+      <w:r>
+        <w:rPr>
+          <w:color w:val="A04A1E"/>
+          <w:lang w:val="en-US"/>
+        </w:rPr>
+        <w:t>modi</w:t>
       </w:r>
       <w:proofErr w:type="spellEnd"/>
       <w:r>
@@ -4627,7 +6879,7 @@
           <w:color w:val="A04A1E"/>
           <w:lang w:val="en-US"/>
         </w:rPr>
-        <w:t>voluptatum</w:t>
+        <w:t>tempora</w:t>
       </w:r>
       <w:proofErr w:type="spellEnd"/>
       <w:r>
@@ -4643,7 +6895,7 @@
           <w:color w:val="A04A1E"/>
           <w:lang w:val="en-US"/>
         </w:rPr>
-        <w:t>deleniti</w:t>
+        <w:t>incidunt</w:t>
       </w:r>
       <w:proofErr w:type="spellEnd"/>
       <w:r>
@@ -4659,7 +6911,23 @@
           <w:color w:val="A04A1E"/>
           <w:lang w:val="en-US"/>
         </w:rPr>
-        <w:t>atque</w:t>
+        <w:t>ut</w:t>
+      </w:r>
+      <w:proofErr w:type="spellEnd"/>
+      <w:r>
+        <w:rPr>
+          <w:color w:val="A04A1E"/>
+          <w:lang w:val="en-US"/>
+        </w:rPr>
+        <w:t xml:space="preserve"> labore et dolore </w:t>
+      </w:r>
+      <w:proofErr w:type="spellStart"/>
+      <w:r>
+        <w:rPr>
+          <w:color w:val="A04A1E"/>
+          <w:lang w:val="en-US"/>
+        </w:rPr>
+        <w:t>magnam</w:t>
       </w:r>
       <w:proofErr w:type="spellEnd"/>
       <w:r>
@@ -4675,39 +6943,7 @@
           <w:color w:val="A04A1E"/>
           <w:lang w:val="en-US"/>
         </w:rPr>
-        <w:t>corrupti</w:t>
-      </w:r>
-      <w:proofErr w:type="spellEnd"/>
-      <w:r>
-        <w:rPr>
-          <w:color w:val="A04A1E"/>
-          <w:lang w:val="en-US"/>
-        </w:rPr>
-        <w:t xml:space="preserve"> quos </w:t>
-      </w:r>
-      <w:proofErr w:type="spellStart"/>
-      <w:r>
-        <w:rPr>
-          <w:color w:val="A04A1E"/>
-          <w:lang w:val="en-US"/>
-        </w:rPr>
-        <w:t>dolores</w:t>
-      </w:r>
-      <w:proofErr w:type="spellEnd"/>
-      <w:r>
-        <w:rPr>
-          <w:color w:val="A04A1E"/>
-          <w:lang w:val="en-US"/>
-        </w:rPr>
-        <w:t xml:space="preserve"> et </w:t>
-      </w:r>
-      <w:proofErr w:type="spellStart"/>
-      <w:r>
-        <w:rPr>
-          <w:color w:val="A04A1E"/>
-          <w:lang w:val="en-US"/>
-        </w:rPr>
-        <w:t>quas</w:t>
+        <w:t>aliquam</w:t>
       </w:r>
       <w:proofErr w:type="spellEnd"/>
       <w:r>
@@ -4723,7 +6959,7 @@
           <w:color w:val="A04A1E"/>
           <w:lang w:val="en-US"/>
         </w:rPr>
-        <w:t>molestias</w:t>
+        <w:t>quaerat</w:t>
       </w:r>
       <w:proofErr w:type="spellEnd"/>
       <w:r>
@@ -4739,862 +6975,6 @@
           <w:color w:val="A04A1E"/>
           <w:lang w:val="en-US"/>
         </w:rPr>
-        <w:t>excepturi</w:t>
-      </w:r>
-      <w:proofErr w:type="spellEnd"/>
-      <w:r>
-        <w:rPr>
-          <w:color w:val="A04A1E"/>
-          <w:lang w:val="en-US"/>
-        </w:rPr>
-        <w:t xml:space="preserve"> </w:t>
-      </w:r>
-      <w:proofErr w:type="spellStart"/>
-      <w:r>
-        <w:rPr>
-          <w:color w:val="A04A1E"/>
-          <w:lang w:val="en-US"/>
-        </w:rPr>
-        <w:t>sint</w:t>
-      </w:r>
-      <w:proofErr w:type="spellEnd"/>
-      <w:r>
-        <w:rPr>
-          <w:color w:val="A04A1E"/>
-          <w:lang w:val="en-US"/>
-        </w:rPr>
-        <w:t xml:space="preserve"> </w:t>
-      </w:r>
-      <w:proofErr w:type="spellStart"/>
-      <w:r>
-        <w:rPr>
-          <w:color w:val="A04A1E"/>
-          <w:lang w:val="en-US"/>
-        </w:rPr>
-        <w:t>occaecati</w:t>
-      </w:r>
-      <w:proofErr w:type="spellEnd"/>
-      <w:r>
-        <w:rPr>
-          <w:color w:val="A04A1E"/>
-          <w:lang w:val="en-US"/>
-        </w:rPr>
-        <w:t xml:space="preserve"> </w:t>
-      </w:r>
-      <w:proofErr w:type="spellStart"/>
-      <w:r>
-        <w:rPr>
-          <w:color w:val="A04A1E"/>
-          <w:lang w:val="en-US"/>
-        </w:rPr>
-        <w:t>cupiditate</w:t>
-      </w:r>
-      <w:proofErr w:type="spellEnd"/>
-      <w:r>
-        <w:rPr>
-          <w:color w:val="A04A1E"/>
-          <w:lang w:val="en-US"/>
-        </w:rPr>
-        <w:t xml:space="preserve"> non provident, </w:t>
-      </w:r>
-      <w:proofErr w:type="spellStart"/>
-      <w:r>
-        <w:rPr>
-          <w:color w:val="A04A1E"/>
-          <w:lang w:val="en-US"/>
-        </w:rPr>
-        <w:t>similique</w:t>
-      </w:r>
-      <w:proofErr w:type="spellEnd"/>
-      <w:r>
-        <w:rPr>
-          <w:color w:val="A04A1E"/>
-          <w:lang w:val="en-US"/>
-        </w:rPr>
-        <w:t xml:space="preserve"> sunt in culpa qui </w:t>
-      </w:r>
-      <w:proofErr w:type="spellStart"/>
-      <w:r>
-        <w:rPr>
-          <w:color w:val="A04A1E"/>
-          <w:lang w:val="en-US"/>
-        </w:rPr>
-        <w:t>officia</w:t>
-      </w:r>
-      <w:proofErr w:type="spellEnd"/>
-      <w:r>
-        <w:rPr>
-          <w:color w:val="A04A1E"/>
-          <w:lang w:val="en-US"/>
-        </w:rPr>
-        <w:t xml:space="preserve"> </w:t>
-      </w:r>
-      <w:proofErr w:type="spellStart"/>
-      <w:r>
-        <w:rPr>
-          <w:color w:val="A04A1E"/>
-          <w:lang w:val="en-US"/>
-        </w:rPr>
-        <w:t>deserunt</w:t>
-      </w:r>
-      <w:proofErr w:type="spellEnd"/>
-      <w:r>
-        <w:rPr>
-          <w:color w:val="A04A1E"/>
-          <w:lang w:val="en-US"/>
-        </w:rPr>
-        <w:t xml:space="preserve"> </w:t>
-      </w:r>
-      <w:proofErr w:type="spellStart"/>
-      <w:r>
-        <w:rPr>
-          <w:color w:val="A04A1E"/>
-          <w:lang w:val="en-US"/>
-        </w:rPr>
-        <w:t>mollitia</w:t>
-      </w:r>
-      <w:proofErr w:type="spellEnd"/>
-      <w:r>
-        <w:rPr>
-          <w:color w:val="A04A1E"/>
-          <w:lang w:val="en-US"/>
-        </w:rPr>
-        <w:t xml:space="preserve"> animi, id est </w:t>
-      </w:r>
-      <w:proofErr w:type="spellStart"/>
-      <w:r>
-        <w:rPr>
-          <w:color w:val="A04A1E"/>
-          <w:lang w:val="en-US"/>
-        </w:rPr>
-        <w:t>laborum</w:t>
-      </w:r>
-      <w:proofErr w:type="spellEnd"/>
-      <w:r>
-        <w:rPr>
-          <w:color w:val="A04A1E"/>
-          <w:lang w:val="en-US"/>
-        </w:rPr>
-        <w:t xml:space="preserve"> et </w:t>
-      </w:r>
-      <w:proofErr w:type="spellStart"/>
-      <w:r>
-        <w:rPr>
-          <w:color w:val="A04A1E"/>
-          <w:lang w:val="en-US"/>
-        </w:rPr>
-        <w:t>dolorum</w:t>
-      </w:r>
-      <w:proofErr w:type="spellEnd"/>
-      <w:r>
-        <w:rPr>
-          <w:color w:val="A04A1E"/>
-          <w:lang w:val="en-US"/>
-        </w:rPr>
-        <w:t xml:space="preserve"> </w:t>
-      </w:r>
-      <w:proofErr w:type="spellStart"/>
-      <w:r>
-        <w:rPr>
-          <w:color w:val="A04A1E"/>
-          <w:lang w:val="en-US"/>
-        </w:rPr>
-        <w:t>fuga</w:t>
-      </w:r>
-      <w:proofErr w:type="spellEnd"/>
-      <w:r>
-        <w:rPr>
-          <w:color w:val="A04A1E"/>
-          <w:lang w:val="en-US"/>
-        </w:rPr>
-        <w:t xml:space="preserve">. Et </w:t>
-      </w:r>
-      <w:proofErr w:type="spellStart"/>
-      <w:r>
-        <w:rPr>
-          <w:color w:val="A04A1E"/>
-          <w:lang w:val="en-US"/>
-        </w:rPr>
-        <w:t>harum</w:t>
-      </w:r>
-      <w:proofErr w:type="spellEnd"/>
-      <w:r>
-        <w:rPr>
-          <w:color w:val="A04A1E"/>
-          <w:lang w:val="en-US"/>
-        </w:rPr>
-        <w:t xml:space="preserve"> </w:t>
-      </w:r>
-      <w:proofErr w:type="spellStart"/>
-      <w:r>
-        <w:rPr>
-          <w:color w:val="A04A1E"/>
-          <w:lang w:val="en-US"/>
-        </w:rPr>
-        <w:t>quidem</w:t>
-      </w:r>
-      <w:proofErr w:type="spellEnd"/>
-      <w:r>
-        <w:rPr>
-          <w:color w:val="A04A1E"/>
-          <w:lang w:val="en-US"/>
-        </w:rPr>
-        <w:t xml:space="preserve"> rerum facilis est et </w:t>
-      </w:r>
-      <w:proofErr w:type="spellStart"/>
-      <w:r>
-        <w:rPr>
-          <w:color w:val="A04A1E"/>
-          <w:lang w:val="en-US"/>
-        </w:rPr>
-        <w:t>expedita</w:t>
-      </w:r>
-      <w:proofErr w:type="spellEnd"/>
-      <w:r>
-        <w:rPr>
-          <w:color w:val="A04A1E"/>
-          <w:lang w:val="en-US"/>
-        </w:rPr>
-        <w:t xml:space="preserve"> </w:t>
-      </w:r>
-      <w:proofErr w:type="spellStart"/>
-      <w:r>
-        <w:rPr>
-          <w:color w:val="A04A1E"/>
-          <w:lang w:val="en-US"/>
-        </w:rPr>
-        <w:t>distinctio</w:t>
-      </w:r>
-      <w:proofErr w:type="spellEnd"/>
-      <w:r>
-        <w:rPr>
-          <w:color w:val="A04A1E"/>
-          <w:lang w:val="en-US"/>
-        </w:rPr>
-        <w:t xml:space="preserve">. Nam libero tempore, cum </w:t>
-      </w:r>
-      <w:proofErr w:type="spellStart"/>
-      <w:r>
-        <w:rPr>
-          <w:color w:val="A04A1E"/>
-          <w:lang w:val="en-US"/>
-        </w:rPr>
-        <w:t>soluta</w:t>
-      </w:r>
-      <w:proofErr w:type="spellEnd"/>
-      <w:r>
-        <w:rPr>
-          <w:color w:val="A04A1E"/>
-          <w:lang w:val="en-US"/>
-        </w:rPr>
-        <w:t xml:space="preserve"> nobis est </w:t>
-      </w:r>
-      <w:proofErr w:type="spellStart"/>
-      <w:r>
-        <w:rPr>
-          <w:color w:val="A04A1E"/>
-          <w:lang w:val="en-US"/>
-        </w:rPr>
-        <w:t>eligendi</w:t>
-      </w:r>
-      <w:proofErr w:type="spellEnd"/>
-      <w:r>
-        <w:rPr>
-          <w:color w:val="A04A1E"/>
-          <w:lang w:val="en-US"/>
-        </w:rPr>
-        <w:t xml:space="preserve"> </w:t>
-      </w:r>
-      <w:proofErr w:type="spellStart"/>
-      <w:r>
-        <w:rPr>
-          <w:color w:val="A04A1E"/>
-          <w:lang w:val="en-US"/>
-        </w:rPr>
-        <w:t>optio</w:t>
-      </w:r>
-      <w:proofErr w:type="spellEnd"/>
-      <w:r>
-        <w:rPr>
-          <w:color w:val="A04A1E"/>
-          <w:lang w:val="en-US"/>
-        </w:rPr>
-        <w:t xml:space="preserve"> </w:t>
-      </w:r>
-      <w:proofErr w:type="spellStart"/>
-      <w:r>
-        <w:rPr>
-          <w:color w:val="A04A1E"/>
-          <w:lang w:val="en-US"/>
-        </w:rPr>
-        <w:t>cumque</w:t>
-      </w:r>
-      <w:proofErr w:type="spellEnd"/>
-      <w:r>
-        <w:rPr>
-          <w:color w:val="A04A1E"/>
-          <w:lang w:val="en-US"/>
-        </w:rPr>
-        <w:t xml:space="preserve"> nihil </w:t>
-      </w:r>
-      <w:proofErr w:type="spellStart"/>
-      <w:r>
-        <w:rPr>
-          <w:color w:val="A04A1E"/>
-          <w:lang w:val="en-US"/>
-        </w:rPr>
-        <w:t>impedit</w:t>
-      </w:r>
-      <w:proofErr w:type="spellEnd"/>
-      <w:r>
-        <w:rPr>
-          <w:color w:val="A04A1E"/>
-          <w:lang w:val="en-US"/>
-        </w:rPr>
-        <w:t xml:space="preserve"> quo minus id </w:t>
-      </w:r>
-      <w:proofErr w:type="spellStart"/>
-      <w:r>
-        <w:rPr>
-          <w:color w:val="A04A1E"/>
-          <w:lang w:val="en-US"/>
-        </w:rPr>
-        <w:t>quod</w:t>
-      </w:r>
-      <w:proofErr w:type="spellEnd"/>
-      <w:r>
-        <w:rPr>
-          <w:color w:val="A04A1E"/>
-          <w:lang w:val="en-US"/>
-        </w:rPr>
-        <w:t xml:space="preserve"> </w:t>
-      </w:r>
-      <w:proofErr w:type="spellStart"/>
-      <w:r>
-        <w:rPr>
-          <w:color w:val="A04A1E"/>
-          <w:lang w:val="en-US"/>
-        </w:rPr>
-        <w:t>maxime</w:t>
-      </w:r>
-      <w:proofErr w:type="spellEnd"/>
-      <w:r>
-        <w:rPr>
-          <w:color w:val="A04A1E"/>
-          <w:lang w:val="en-US"/>
-        </w:rPr>
-        <w:t xml:space="preserve"> </w:t>
-      </w:r>
-      <w:proofErr w:type="spellStart"/>
-      <w:r>
-        <w:rPr>
-          <w:color w:val="A04A1E"/>
-          <w:lang w:val="en-US"/>
-        </w:rPr>
-        <w:t>placeat</w:t>
-      </w:r>
-      <w:proofErr w:type="spellEnd"/>
-      <w:r>
-        <w:rPr>
-          <w:color w:val="A04A1E"/>
-          <w:lang w:val="en-US"/>
-        </w:rPr>
-        <w:t xml:space="preserve"> </w:t>
-      </w:r>
-      <w:proofErr w:type="spellStart"/>
-      <w:r>
-        <w:rPr>
-          <w:color w:val="A04A1E"/>
-          <w:lang w:val="en-US"/>
-        </w:rPr>
-        <w:t>facere</w:t>
-      </w:r>
-      <w:proofErr w:type="spellEnd"/>
-      <w:r>
-        <w:rPr>
-          <w:color w:val="A04A1E"/>
-          <w:lang w:val="en-US"/>
-        </w:rPr>
-        <w:t xml:space="preserve"> </w:t>
-      </w:r>
-      <w:proofErr w:type="spellStart"/>
-      <w:r>
-        <w:rPr>
-          <w:color w:val="A04A1E"/>
-          <w:lang w:val="en-US"/>
-        </w:rPr>
-        <w:t>possimus</w:t>
-      </w:r>
-      <w:proofErr w:type="spellEnd"/>
-      <w:r>
-        <w:rPr>
-          <w:color w:val="A04A1E"/>
-          <w:lang w:val="en-US"/>
-        </w:rPr>
-        <w:t xml:space="preserve">, omnis </w:t>
-      </w:r>
-      <w:proofErr w:type="spellStart"/>
-      <w:r>
-        <w:rPr>
-          <w:color w:val="A04A1E"/>
-          <w:lang w:val="en-US"/>
-        </w:rPr>
-        <w:t>voluptas</w:t>
-      </w:r>
-      <w:proofErr w:type="spellEnd"/>
-      <w:r>
-        <w:rPr>
-          <w:color w:val="A04A1E"/>
-          <w:lang w:val="en-US"/>
-        </w:rPr>
-        <w:t xml:space="preserve"> </w:t>
-      </w:r>
-      <w:proofErr w:type="spellStart"/>
-      <w:r>
-        <w:rPr>
-          <w:color w:val="A04A1E"/>
-          <w:lang w:val="en-US"/>
-        </w:rPr>
-        <w:t>assumenda</w:t>
-      </w:r>
-      <w:proofErr w:type="spellEnd"/>
-      <w:r>
-        <w:rPr>
-          <w:color w:val="A04A1E"/>
-          <w:lang w:val="en-US"/>
-        </w:rPr>
-        <w:t xml:space="preserve"> est, omnis dolor </w:t>
-      </w:r>
-      <w:proofErr w:type="spellStart"/>
-      <w:r>
-        <w:rPr>
-          <w:color w:val="A04A1E"/>
-          <w:lang w:val="en-US"/>
-        </w:rPr>
-        <w:t>repellendus</w:t>
-      </w:r>
-      <w:proofErr w:type="spellEnd"/>
-      <w:r>
-        <w:rPr>
-          <w:color w:val="A04A1E"/>
-          <w:lang w:val="en-US"/>
-        </w:rPr>
-        <w:t xml:space="preserve">. </w:t>
-      </w:r>
-      <w:proofErr w:type="spellStart"/>
-      <w:r>
-        <w:rPr>
-          <w:color w:val="A04A1E"/>
-          <w:lang w:val="en-US"/>
-        </w:rPr>
-        <w:t>Temporibus</w:t>
-      </w:r>
-      <w:proofErr w:type="spellEnd"/>
-      <w:r>
-        <w:rPr>
-          <w:color w:val="A04A1E"/>
-          <w:lang w:val="en-US"/>
-        </w:rPr>
-        <w:t xml:space="preserve"> autem </w:t>
-      </w:r>
-      <w:proofErr w:type="spellStart"/>
-      <w:r>
-        <w:rPr>
-          <w:color w:val="A04A1E"/>
-          <w:lang w:val="en-US"/>
-        </w:rPr>
-        <w:t>quibusdam</w:t>
-      </w:r>
-      <w:proofErr w:type="spellEnd"/>
-      <w:r>
-        <w:rPr>
-          <w:color w:val="A04A1E"/>
-          <w:lang w:val="en-US"/>
-        </w:rPr>
-        <w:t xml:space="preserve"> et </w:t>
-      </w:r>
-      <w:proofErr w:type="spellStart"/>
-      <w:r>
-        <w:rPr>
-          <w:color w:val="A04A1E"/>
-          <w:lang w:val="en-US"/>
-        </w:rPr>
-        <w:t>aut</w:t>
-      </w:r>
-      <w:proofErr w:type="spellEnd"/>
-      <w:r>
-        <w:rPr>
-          <w:color w:val="A04A1E"/>
-          <w:lang w:val="en-US"/>
-        </w:rPr>
-        <w:t xml:space="preserve"> </w:t>
-      </w:r>
-      <w:proofErr w:type="spellStart"/>
-      <w:r>
-        <w:rPr>
-          <w:color w:val="A04A1E"/>
-          <w:lang w:val="en-US"/>
-        </w:rPr>
-        <w:t>officiis</w:t>
-      </w:r>
-      <w:proofErr w:type="spellEnd"/>
-      <w:r>
-        <w:rPr>
-          <w:color w:val="A04A1E"/>
-          <w:lang w:val="en-US"/>
-        </w:rPr>
-        <w:t xml:space="preserve"> </w:t>
-      </w:r>
-      <w:proofErr w:type="spellStart"/>
-      <w:r>
-        <w:rPr>
-          <w:color w:val="A04A1E"/>
-          <w:lang w:val="en-US"/>
-        </w:rPr>
-        <w:t>debitis</w:t>
-      </w:r>
-      <w:proofErr w:type="spellEnd"/>
-      <w:r>
-        <w:rPr>
-          <w:color w:val="A04A1E"/>
-          <w:lang w:val="en-US"/>
-        </w:rPr>
-        <w:t xml:space="preserve"> </w:t>
-      </w:r>
-      <w:proofErr w:type="spellStart"/>
-      <w:r>
-        <w:rPr>
-          <w:color w:val="A04A1E"/>
-          <w:lang w:val="en-US"/>
-        </w:rPr>
-        <w:t>aut</w:t>
-      </w:r>
-      <w:proofErr w:type="spellEnd"/>
-      <w:r>
-        <w:rPr>
-          <w:color w:val="A04A1E"/>
-          <w:lang w:val="en-US"/>
-        </w:rPr>
-        <w:t xml:space="preserve"> rerum </w:t>
-      </w:r>
-      <w:proofErr w:type="spellStart"/>
-      <w:r>
-        <w:rPr>
-          <w:color w:val="A04A1E"/>
-          <w:lang w:val="en-US"/>
-        </w:rPr>
-        <w:t>necessitatibus</w:t>
-      </w:r>
-      <w:proofErr w:type="spellEnd"/>
-      <w:r>
-        <w:rPr>
-          <w:color w:val="A04A1E"/>
-          <w:lang w:val="en-US"/>
-        </w:rPr>
-        <w:t xml:space="preserve"> </w:t>
-      </w:r>
-      <w:proofErr w:type="spellStart"/>
-      <w:r>
-        <w:rPr>
-          <w:color w:val="A04A1E"/>
-          <w:lang w:val="en-US"/>
-        </w:rPr>
-        <w:t>saepe</w:t>
-      </w:r>
-      <w:proofErr w:type="spellEnd"/>
-      <w:r>
-        <w:rPr>
-          <w:color w:val="A04A1E"/>
-          <w:lang w:val="en-US"/>
-        </w:rPr>
-        <w:t xml:space="preserve"> </w:t>
-      </w:r>
-      <w:proofErr w:type="spellStart"/>
-      <w:r>
-        <w:rPr>
-          <w:color w:val="A04A1E"/>
-          <w:lang w:val="en-US"/>
-        </w:rPr>
-        <w:t>eveniet</w:t>
-      </w:r>
-      <w:proofErr w:type="spellEnd"/>
-      <w:r>
-        <w:rPr>
-          <w:color w:val="A04A1E"/>
-          <w:lang w:val="en-US"/>
-        </w:rPr>
-        <w:t xml:space="preserve"> </w:t>
-      </w:r>
-      <w:proofErr w:type="spellStart"/>
-      <w:r>
-        <w:rPr>
-          <w:color w:val="A04A1E"/>
-          <w:lang w:val="en-US"/>
-        </w:rPr>
-        <w:t>ut</w:t>
-      </w:r>
-      <w:proofErr w:type="spellEnd"/>
-      <w:r>
-        <w:rPr>
-          <w:color w:val="A04A1E"/>
-          <w:lang w:val="en-US"/>
-        </w:rPr>
-        <w:t xml:space="preserve"> et </w:t>
-      </w:r>
-      <w:proofErr w:type="spellStart"/>
-      <w:r>
-        <w:rPr>
-          <w:color w:val="A04A1E"/>
-          <w:lang w:val="en-US"/>
-        </w:rPr>
-        <w:t>voluptates</w:t>
-      </w:r>
-      <w:proofErr w:type="spellEnd"/>
-      <w:r>
-        <w:rPr>
-          <w:color w:val="A04A1E"/>
-          <w:lang w:val="en-US"/>
-        </w:rPr>
-        <w:t xml:space="preserve"> </w:t>
-      </w:r>
-      <w:proofErr w:type="spellStart"/>
-      <w:r>
-        <w:rPr>
-          <w:color w:val="A04A1E"/>
-          <w:lang w:val="en-US"/>
-        </w:rPr>
-        <w:t>repudiandae</w:t>
-      </w:r>
-      <w:proofErr w:type="spellEnd"/>
-      <w:r>
-        <w:rPr>
-          <w:color w:val="A04A1E"/>
-          <w:lang w:val="en-US"/>
-        </w:rPr>
-        <w:t xml:space="preserve"> </w:t>
-      </w:r>
-      <w:proofErr w:type="spellStart"/>
-      <w:r>
-        <w:rPr>
-          <w:color w:val="A04A1E"/>
-          <w:lang w:val="en-US"/>
-        </w:rPr>
-        <w:t>sint</w:t>
-      </w:r>
-      <w:proofErr w:type="spellEnd"/>
-      <w:r>
-        <w:rPr>
-          <w:color w:val="A04A1E"/>
-          <w:lang w:val="en-US"/>
-        </w:rPr>
-        <w:t xml:space="preserve"> et </w:t>
-      </w:r>
-      <w:proofErr w:type="spellStart"/>
-      <w:r>
-        <w:rPr>
-          <w:color w:val="A04A1E"/>
-          <w:lang w:val="en-US"/>
-        </w:rPr>
-        <w:t>molestiae</w:t>
-      </w:r>
-      <w:proofErr w:type="spellEnd"/>
-      <w:r>
-        <w:rPr>
-          <w:color w:val="A04A1E"/>
-          <w:lang w:val="en-US"/>
-        </w:rPr>
-        <w:t xml:space="preserve"> non </w:t>
-      </w:r>
-      <w:proofErr w:type="spellStart"/>
-      <w:r>
-        <w:rPr>
-          <w:color w:val="A04A1E"/>
-          <w:lang w:val="en-US"/>
-        </w:rPr>
-        <w:t>recusandae</w:t>
-      </w:r>
-      <w:proofErr w:type="spellEnd"/>
-      <w:r>
-        <w:rPr>
-          <w:color w:val="A04A1E"/>
-          <w:lang w:val="en-US"/>
-        </w:rPr>
-        <w:t xml:space="preserve">. </w:t>
-      </w:r>
-      <w:proofErr w:type="spellStart"/>
-      <w:r>
-        <w:rPr>
-          <w:color w:val="A04A1E"/>
-          <w:lang w:val="en-US"/>
-        </w:rPr>
-        <w:t>Itaque</w:t>
-      </w:r>
-      <w:proofErr w:type="spellEnd"/>
-      <w:r>
-        <w:rPr>
-          <w:color w:val="A04A1E"/>
-          <w:lang w:val="en-US"/>
-        </w:rPr>
-        <w:t xml:space="preserve"> </w:t>
-      </w:r>
-      <w:proofErr w:type="spellStart"/>
-      <w:r>
-        <w:rPr>
-          <w:color w:val="A04A1E"/>
-          <w:lang w:val="en-US"/>
-        </w:rPr>
-        <w:t>earum</w:t>
-      </w:r>
-      <w:proofErr w:type="spellEnd"/>
-      <w:r>
-        <w:rPr>
-          <w:color w:val="A04A1E"/>
-          <w:lang w:val="en-US"/>
-        </w:rPr>
-        <w:t xml:space="preserve"> rerum hic </w:t>
-      </w:r>
-      <w:proofErr w:type="spellStart"/>
-      <w:r>
-        <w:rPr>
-          <w:color w:val="A04A1E"/>
-          <w:lang w:val="en-US"/>
-        </w:rPr>
-        <w:t>tenetur</w:t>
-      </w:r>
-      <w:proofErr w:type="spellEnd"/>
-      <w:r>
-        <w:rPr>
-          <w:color w:val="A04A1E"/>
-          <w:lang w:val="en-US"/>
-        </w:rPr>
-        <w:t xml:space="preserve"> a </w:t>
-      </w:r>
-      <w:proofErr w:type="spellStart"/>
-      <w:r>
-        <w:rPr>
-          <w:color w:val="A04A1E"/>
-          <w:lang w:val="en-US"/>
-        </w:rPr>
-        <w:t>sapiente</w:t>
-      </w:r>
-      <w:proofErr w:type="spellEnd"/>
-      <w:r>
-        <w:rPr>
-          <w:color w:val="A04A1E"/>
-          <w:lang w:val="en-US"/>
-        </w:rPr>
-        <w:t xml:space="preserve"> delectus, </w:t>
-      </w:r>
-      <w:proofErr w:type="spellStart"/>
-      <w:r>
-        <w:rPr>
-          <w:color w:val="A04A1E"/>
-          <w:lang w:val="en-US"/>
-        </w:rPr>
-        <w:t>ut</w:t>
-      </w:r>
-      <w:proofErr w:type="spellEnd"/>
-      <w:r>
-        <w:rPr>
-          <w:color w:val="A04A1E"/>
-          <w:lang w:val="en-US"/>
-        </w:rPr>
-        <w:t xml:space="preserve"> </w:t>
-      </w:r>
-      <w:proofErr w:type="spellStart"/>
-      <w:r>
-        <w:rPr>
-          <w:color w:val="A04A1E"/>
-          <w:lang w:val="en-US"/>
-        </w:rPr>
-        <w:t>aut</w:t>
-      </w:r>
-      <w:proofErr w:type="spellEnd"/>
-      <w:r>
-        <w:rPr>
-          <w:color w:val="A04A1E"/>
-          <w:lang w:val="en-US"/>
-        </w:rPr>
-        <w:t xml:space="preserve"> </w:t>
-      </w:r>
-    </w:p>
-    <w:p>
-      <w:pPr>
-        <w:rPr>
-          <w:color w:val="A04A1E"/>
-          <w:lang w:val="en-US"/>
-        </w:rPr>
-      </w:pPr>
-      <w:proofErr w:type="spellStart"/>
-      <w:r>
-        <w:rPr>
-          <w:color w:val="A04A1E"/>
-          <w:lang w:val="en-US"/>
-        </w:rPr>
-        <w:t>consequuntur</w:t>
-      </w:r>
-      <w:proofErr w:type="spellEnd"/>
-      <w:r>
-        <w:rPr>
-          <w:color w:val="A04A1E"/>
-          <w:lang w:val="en-US"/>
-        </w:rPr>
-        <w:t xml:space="preserve"> </w:t>
-      </w:r>
-      <w:proofErr w:type="spellStart"/>
-      <w:r>
-        <w:rPr>
-          <w:color w:val="A04A1E"/>
-          <w:lang w:val="en-US"/>
-        </w:rPr>
-        <w:t>magni</w:t>
-      </w:r>
-      <w:proofErr w:type="spellEnd"/>
-      <w:r>
-        <w:rPr>
-          <w:color w:val="A04A1E"/>
-          <w:lang w:val="en-US"/>
-        </w:rPr>
-        <w:t xml:space="preserve"> </w:t>
-      </w:r>
-      <w:proofErr w:type="spellStart"/>
-      <w:r>
-        <w:rPr>
-          <w:color w:val="A04A1E"/>
-          <w:lang w:val="en-US"/>
-        </w:rPr>
-        <w:t>dolores</w:t>
-      </w:r>
-      <w:proofErr w:type="spellEnd"/>
-      <w:r>
-        <w:rPr>
-          <w:color w:val="A04A1E"/>
-          <w:lang w:val="en-US"/>
-        </w:rPr>
-        <w:t xml:space="preserve"> </w:t>
-      </w:r>
-      <w:proofErr w:type="spellStart"/>
-      <w:r>
-        <w:rPr>
-          <w:color w:val="A04A1E"/>
-          <w:lang w:val="en-US"/>
-        </w:rPr>
-        <w:t>eos</w:t>
-      </w:r>
-      <w:proofErr w:type="spellEnd"/>
-      <w:r>
-        <w:rPr>
-          <w:color w:val="A04A1E"/>
-          <w:lang w:val="en-US"/>
-        </w:rPr>
-        <w:t xml:space="preserve"> qui ratione </w:t>
-      </w:r>
-      <w:proofErr w:type="spellStart"/>
-      <w:r>
-        <w:rPr>
-          <w:color w:val="A04A1E"/>
-          <w:lang w:val="en-US"/>
-        </w:rPr>
         <w:t>voluptatem</w:t>
       </w:r>
       <w:proofErr w:type="spellEnd"/>
@@ -5603,318 +6983,6 @@
           <w:color w:val="A04A1E"/>
           <w:lang w:val="en-US"/>
         </w:rPr>
-        <w:t xml:space="preserve"> </w:t>
-      </w:r>
-      <w:proofErr w:type="spellStart"/>
-      <w:r>
-        <w:rPr>
-          <w:color w:val="A04A1E"/>
-          <w:lang w:val="en-US"/>
-        </w:rPr>
-        <w:t>sequi</w:t>
-      </w:r>
-      <w:proofErr w:type="spellEnd"/>
-      <w:r>
-        <w:rPr>
-          <w:color w:val="A04A1E"/>
-          <w:lang w:val="en-US"/>
-        </w:rPr>
-        <w:t xml:space="preserve"> </w:t>
-      </w:r>
-      <w:proofErr w:type="spellStart"/>
-      <w:r>
-        <w:rPr>
-          <w:color w:val="A04A1E"/>
-          <w:lang w:val="en-US"/>
-        </w:rPr>
-        <w:t>nesciunt</w:t>
-      </w:r>
-      <w:proofErr w:type="spellEnd"/>
-      <w:r>
-        <w:rPr>
-          <w:color w:val="A04A1E"/>
-          <w:lang w:val="en-US"/>
-        </w:rPr>
-        <w:t xml:space="preserve">. </w:t>
-      </w:r>
-      <w:proofErr w:type="spellStart"/>
-      <w:r>
-        <w:rPr>
-          <w:color w:val="A04A1E"/>
-          <w:lang w:val="en-US"/>
-        </w:rPr>
-        <w:t>Neque</w:t>
-      </w:r>
-      <w:proofErr w:type="spellEnd"/>
-      <w:r>
-        <w:rPr>
-          <w:color w:val="A04A1E"/>
-          <w:lang w:val="en-US"/>
-        </w:rPr>
-        <w:t xml:space="preserve"> porro </w:t>
-      </w:r>
-      <w:proofErr w:type="spellStart"/>
-      <w:r>
-        <w:rPr>
-          <w:color w:val="A04A1E"/>
-          <w:lang w:val="en-US"/>
-        </w:rPr>
-        <w:t>quisquam</w:t>
-      </w:r>
-      <w:proofErr w:type="spellEnd"/>
-      <w:r>
-        <w:rPr>
-          <w:color w:val="A04A1E"/>
-          <w:lang w:val="en-US"/>
-        </w:rPr>
-        <w:t xml:space="preserve"> est, qui </w:t>
-      </w:r>
-      <w:proofErr w:type="spellStart"/>
-      <w:r>
-        <w:rPr>
-          <w:color w:val="A04A1E"/>
-          <w:lang w:val="en-US"/>
-        </w:rPr>
-        <w:t>dolorem</w:t>
-      </w:r>
-      <w:proofErr w:type="spellEnd"/>
-      <w:r>
-        <w:rPr>
-          <w:color w:val="A04A1E"/>
-          <w:lang w:val="en-US"/>
-        </w:rPr>
-        <w:t xml:space="preserve"> ipsum quia dolor </w:t>
-      </w:r>
-      <w:proofErr w:type="gramStart"/>
-      <w:r>
-        <w:rPr>
-          <w:color w:val="A04A1E"/>
-          <w:lang w:val="en-US"/>
-        </w:rPr>
-        <w:t>sit</w:t>
-      </w:r>
-      <w:proofErr w:type="gramEnd"/>
-      <w:r>
-        <w:rPr>
-          <w:color w:val="A04A1E"/>
-          <w:lang w:val="en-US"/>
-        </w:rPr>
-        <w:t xml:space="preserve"> </w:t>
-      </w:r>
-      <w:proofErr w:type="spellStart"/>
-      <w:r>
-        <w:rPr>
-          <w:color w:val="A04A1E"/>
-          <w:lang w:val="en-US"/>
-        </w:rPr>
-        <w:t>amet</w:t>
-      </w:r>
-      <w:proofErr w:type="spellEnd"/>
-      <w:r>
-        <w:rPr>
-          <w:color w:val="A04A1E"/>
-          <w:lang w:val="en-US"/>
-        </w:rPr>
-        <w:t xml:space="preserve">, </w:t>
-      </w:r>
-      <w:proofErr w:type="spellStart"/>
-      <w:r>
-        <w:rPr>
-          <w:color w:val="A04A1E"/>
-          <w:lang w:val="en-US"/>
-        </w:rPr>
-        <w:t>consectetur</w:t>
-      </w:r>
-      <w:proofErr w:type="spellEnd"/>
-      <w:r>
-        <w:rPr>
-          <w:color w:val="A04A1E"/>
-          <w:lang w:val="en-US"/>
-        </w:rPr>
-        <w:t xml:space="preserve">, </w:t>
-      </w:r>
-      <w:proofErr w:type="spellStart"/>
-      <w:r>
-        <w:rPr>
-          <w:color w:val="A04A1E"/>
-          <w:lang w:val="en-US"/>
-        </w:rPr>
-        <w:t>adipisci</w:t>
-      </w:r>
-      <w:proofErr w:type="spellEnd"/>
-      <w:r>
-        <w:rPr>
-          <w:color w:val="A04A1E"/>
-          <w:lang w:val="en-US"/>
-        </w:rPr>
-        <w:t xml:space="preserve"> </w:t>
-      </w:r>
-      <w:proofErr w:type="spellStart"/>
-      <w:r>
-        <w:rPr>
-          <w:color w:val="A04A1E"/>
-          <w:lang w:val="en-US"/>
-        </w:rPr>
-        <w:t>velit</w:t>
-      </w:r>
-      <w:proofErr w:type="spellEnd"/>
-      <w:r>
-        <w:rPr>
-          <w:color w:val="A04A1E"/>
-          <w:lang w:val="en-US"/>
-        </w:rPr>
-        <w:t xml:space="preserve">, sed </w:t>
-      </w:r>
-      <w:r>
-        <w:rPr>
-          <w:color w:val="A04A1E"/>
-          <w:lang w:val="en-US"/>
-        </w:rPr>
-        <w:lastRenderedPageBreak/>
-        <w:t xml:space="preserve">quia non </w:t>
-      </w:r>
-      <w:proofErr w:type="spellStart"/>
-      <w:r>
-        <w:rPr>
-          <w:color w:val="A04A1E"/>
-          <w:lang w:val="en-US"/>
-        </w:rPr>
-        <w:t>numquam</w:t>
-      </w:r>
-      <w:proofErr w:type="spellEnd"/>
-      <w:r>
-        <w:rPr>
-          <w:color w:val="A04A1E"/>
-          <w:lang w:val="en-US"/>
-        </w:rPr>
-        <w:t xml:space="preserve"> eius </w:t>
-      </w:r>
-      <w:proofErr w:type="spellStart"/>
-      <w:r>
-        <w:rPr>
-          <w:color w:val="A04A1E"/>
-          <w:lang w:val="en-US"/>
-        </w:rPr>
-        <w:t>modi</w:t>
-      </w:r>
-      <w:proofErr w:type="spellEnd"/>
-      <w:r>
-        <w:rPr>
-          <w:color w:val="A04A1E"/>
-          <w:lang w:val="en-US"/>
-        </w:rPr>
-        <w:t xml:space="preserve"> </w:t>
-      </w:r>
-      <w:proofErr w:type="spellStart"/>
-      <w:r>
-        <w:rPr>
-          <w:color w:val="A04A1E"/>
-          <w:lang w:val="en-US"/>
-        </w:rPr>
-        <w:t>tempora</w:t>
-      </w:r>
-      <w:proofErr w:type="spellEnd"/>
-      <w:r>
-        <w:rPr>
-          <w:color w:val="A04A1E"/>
-          <w:lang w:val="en-US"/>
-        </w:rPr>
-        <w:t xml:space="preserve"> </w:t>
-      </w:r>
-      <w:proofErr w:type="spellStart"/>
-      <w:r>
-        <w:rPr>
-          <w:color w:val="A04A1E"/>
-          <w:lang w:val="en-US"/>
-        </w:rPr>
-        <w:t>incidunt</w:t>
-      </w:r>
-      <w:proofErr w:type="spellEnd"/>
-      <w:r>
-        <w:rPr>
-          <w:color w:val="A04A1E"/>
-          <w:lang w:val="en-US"/>
-        </w:rPr>
-        <w:t xml:space="preserve"> </w:t>
-      </w:r>
-      <w:proofErr w:type="spellStart"/>
-      <w:r>
-        <w:rPr>
-          <w:color w:val="A04A1E"/>
-          <w:lang w:val="en-US"/>
-        </w:rPr>
-        <w:t>ut</w:t>
-      </w:r>
-      <w:proofErr w:type="spellEnd"/>
-      <w:r>
-        <w:rPr>
-          <w:color w:val="A04A1E"/>
-          <w:lang w:val="en-US"/>
-        </w:rPr>
-        <w:t xml:space="preserve"> labore et dolore </w:t>
-      </w:r>
-      <w:proofErr w:type="spellStart"/>
-      <w:r>
-        <w:rPr>
-          <w:color w:val="A04A1E"/>
-          <w:lang w:val="en-US"/>
-        </w:rPr>
-        <w:t>magnam</w:t>
-      </w:r>
-      <w:proofErr w:type="spellEnd"/>
-      <w:r>
-        <w:rPr>
-          <w:color w:val="A04A1E"/>
-          <w:lang w:val="en-US"/>
-        </w:rPr>
-        <w:t xml:space="preserve"> </w:t>
-      </w:r>
-      <w:proofErr w:type="spellStart"/>
-      <w:r>
-        <w:rPr>
-          <w:color w:val="A04A1E"/>
-          <w:lang w:val="en-US"/>
-        </w:rPr>
-        <w:t>aliquam</w:t>
-      </w:r>
-      <w:proofErr w:type="spellEnd"/>
-      <w:r>
-        <w:rPr>
-          <w:color w:val="A04A1E"/>
-          <w:lang w:val="en-US"/>
-        </w:rPr>
-        <w:t xml:space="preserve"> </w:t>
-      </w:r>
-      <w:proofErr w:type="spellStart"/>
-      <w:r>
-        <w:rPr>
-          <w:color w:val="A04A1E"/>
-          <w:lang w:val="en-US"/>
-        </w:rPr>
-        <w:t>quaerat</w:t>
-      </w:r>
-      <w:proofErr w:type="spellEnd"/>
-      <w:r>
-        <w:rPr>
-          <w:color w:val="A04A1E"/>
-          <w:lang w:val="en-US"/>
-        </w:rPr>
-        <w:t xml:space="preserve"> </w:t>
-      </w:r>
-      <w:proofErr w:type="spellStart"/>
-      <w:r>
-        <w:rPr>
-          <w:color w:val="A04A1E"/>
-          <w:lang w:val="en-US"/>
-        </w:rPr>
-        <w:t>voluptatem</w:t>
-      </w:r>
-      <w:proofErr w:type="spellEnd"/>
-      <w:r>
-        <w:rPr>
-          <w:color w:val="A04A1E"/>
-          <w:lang w:val="en-US"/>
-        </w:rPr>
         <w:t>.</w:t>
       </w:r>
     </w:p>
@@ -5933,10 +7001,10 @@
       </w:pPr>
     </w:p>
     <w:sectPr>
-      <w:headerReference w:type="default" r:id="rId15"/>
-      <w:footerReference w:type="default" r:id="rId16"/>
-      <w:headerReference w:type="first" r:id="rId17"/>
-      <w:footerReference w:type="first" r:id="rId18"/>
+      <w:headerReference w:type="default" r:id="rId16"/>
+      <w:footerReference w:type="default" r:id="rId17"/>
+      <w:headerReference w:type="first" r:id="rId18"/>
+      <w:footerReference w:type="first" r:id="rId19"/>
       <w:pgSz w:w="11906" w:h="16838"/>
       <w:pgMar w:top="1440" w:right="1440" w:bottom="1440" w:left="1440" w:header="708" w:footer="708" w:gutter="0"/>
       <w:pgNumType w:start="1"/>
@@ -6603,6 +7671,92 @@
     </w:lvl>
   </w:abstractNum>
   <w:abstractNum w:abstractNumId="2" w15:restartNumberingAfterBreak="0">
+    <w:nsid w:val="32635007"/>
+    <w:multiLevelType w:val="hybridMultilevel"/>
+    <w:tmpl w:val="A37E84DC"/>
+    <w:lvl w:ilvl="0" w:tplc="0809000F">
+      <w:start w:val="1"/>
+      <w:numFmt w:val="decimal"/>
+      <w:lvlText w:val="%1."/>
+      <w:lvlJc w:val="left"/>
+      <w:pPr>
+        <w:ind w:left="720" w:hanging="360"/>
+      </w:pPr>
+    </w:lvl>
+    <w:lvl w:ilvl="1" w:tplc="08090019" w:tentative="1">
+      <w:start w:val="1"/>
+      <w:numFmt w:val="lowerLetter"/>
+      <w:lvlText w:val="%2."/>
+      <w:lvlJc w:val="left"/>
+      <w:pPr>
+        <w:ind w:left="1440" w:hanging="360"/>
+      </w:pPr>
+    </w:lvl>
+    <w:lvl w:ilvl="2" w:tplc="0809001B" w:tentative="1">
+      <w:start w:val="1"/>
+      <w:numFmt w:val="lowerRoman"/>
+      <w:lvlText w:val="%3."/>
+      <w:lvlJc w:val="right"/>
+      <w:pPr>
+        <w:ind w:left="2160" w:hanging="180"/>
+      </w:pPr>
+    </w:lvl>
+    <w:lvl w:ilvl="3" w:tplc="0809000F" w:tentative="1">
+      <w:start w:val="1"/>
+      <w:numFmt w:val="decimal"/>
+      <w:lvlText w:val="%4."/>
+      <w:lvlJc w:val="left"/>
+      <w:pPr>
+        <w:ind w:left="2880" w:hanging="360"/>
+      </w:pPr>
+    </w:lvl>
+    <w:lvl w:ilvl="4" w:tplc="08090019" w:tentative="1">
+      <w:start w:val="1"/>
+      <w:numFmt w:val="lowerLetter"/>
+      <w:lvlText w:val="%5."/>
+      <w:lvlJc w:val="left"/>
+      <w:pPr>
+        <w:ind w:left="3600" w:hanging="360"/>
+      </w:pPr>
+    </w:lvl>
+    <w:lvl w:ilvl="5" w:tplc="0809001B" w:tentative="1">
+      <w:start w:val="1"/>
+      <w:numFmt w:val="lowerRoman"/>
+      <w:lvlText w:val="%6."/>
+      <w:lvlJc w:val="right"/>
+      <w:pPr>
+        <w:ind w:left="4320" w:hanging="180"/>
+      </w:pPr>
+    </w:lvl>
+    <w:lvl w:ilvl="6" w:tplc="0809000F" w:tentative="1">
+      <w:start w:val="1"/>
+      <w:numFmt w:val="decimal"/>
+      <w:lvlText w:val="%7."/>
+      <w:lvlJc w:val="left"/>
+      <w:pPr>
+        <w:ind w:left="5040" w:hanging="360"/>
+      </w:pPr>
+    </w:lvl>
+    <w:lvl w:ilvl="7" w:tplc="08090019" w:tentative="1">
+      <w:start w:val="1"/>
+      <w:numFmt w:val="lowerLetter"/>
+      <w:lvlText w:val="%8."/>
+      <w:lvlJc w:val="left"/>
+      <w:pPr>
+        <w:ind w:left="5760" w:hanging="360"/>
+      </w:pPr>
+    </w:lvl>
+    <w:lvl w:ilvl="8" w:tplc="0809001B" w:tentative="1">
+      <w:start w:val="1"/>
+      <w:numFmt w:val="lowerRoman"/>
+      <w:lvlText w:val="%9."/>
+      <w:lvlJc w:val="right"/>
+      <w:pPr>
+        <w:ind w:left="6480" w:hanging="180"/>
+      </w:pPr>
+    </w:lvl>
+  </w:abstractNum>
+  <w:abstractNum w:abstractNumId="3" w15:restartNumberingAfterBreak="0">
     <w:nsid w:val="7331660E"/>
     <w:multiLevelType w:val="hybridMultilevel"/>
     <w:tmpl w:val="F11E92AC"/>
@@ -6716,13 +7870,16 @@
     </w:lvl>
   </w:abstractNum>
   <w:num w:numId="1" w16cid:durableId="437143038">
-    <w:abstractNumId w:val="2"/>
+    <w:abstractNumId w:val="3"/>
   </w:num>
   <w:num w:numId="2" w16cid:durableId="1824423637">
     <w:abstractNumId w:val="0"/>
   </w:num>
   <w:num w:numId="3" w16cid:durableId="458232520">
     <w:abstractNumId w:val="1"/>
+  </w:num>
+  <w:num w:numId="4" w16cid:durableId="1289895884">
+    <w:abstractNumId w:val="2"/>
   </w:num>
 </w:numbering>
 </file>
@@ -7921,6 +9078,30 @@
       <w:shd w:val="clear" w:color="auto" w:fill="E1DFDD"/>
     </w:rPr>
   </w:style>
+  <w:style w:type="character" w:styleId="Strong">
+    <w:name w:val="Strong"/>
+    <w:basedOn w:val="DefaultParagraphFont"/>
+    <w:uiPriority w:val="22"/>
+    <w:qFormat/>
+    <w:rsid w:val="00F93008"/>
+    <w:rPr>
+      <w:b/>
+      <w:bCs/>
+    </w:rPr>
+  </w:style>
+  <w:style w:type="character" w:styleId="HTMLCode">
+    <w:name w:val="HTML Code"/>
+    <w:basedOn w:val="DefaultParagraphFont"/>
+    <w:uiPriority w:val="99"/>
+    <w:semiHidden/>
+    <w:unhideWhenUsed/>
+    <w:rsid w:val="00F93008"/>
+    <w:rPr>
+      <w:rFonts w:ascii="Courier New" w:eastAsia="Times New Roman" w:hAnsi="Courier New" w:cs="Courier New"/>
+      <w:sz w:val="20"/>
+      <w:szCs w:val="20"/>
+    </w:rPr>
+  </w:style>
 </w:styles>
 </file>
 
